--- a/src/main/resources/SpringBoot/SpringBoot_interview-1.docx
+++ b/src/main/resources/SpringBoot/SpringBoot_interview-1.docx
@@ -1,6 +1,6 @@
 
 <file path=word/document.xml><?xml version="1.0" encoding="utf-8"?>
-<w:document xmlns:wpc="http://schemas.microsoft.com/office/word/2010/wordprocessingCanvas" xmlns:mc="http://schemas.openxmlformats.org/markup-compatibility/2006" xmlns:o="urn:schemas-microsoft-com:office:office" xmlns:r="http://schemas.openxmlformats.org/officeDocument/2006/relationships" xmlns:m="http://schemas.openxmlformats.org/officeDocument/2006/math" xmlns:v="urn:schemas-microsoft-com:vml" xmlns:wp14="http://schemas.microsoft.com/office/word/2010/wordprocessingDrawing" xmlns:wp="http://schemas.openxmlformats.org/drawingml/2006/wordprocessingDrawing" xmlns:w10="urn:schemas-microsoft-com:office:word" xmlns:w="http://schemas.openxmlformats.org/wordprocessingml/2006/main" xmlns:w14="http://schemas.microsoft.com/office/word/2010/wordml" xmlns:w15="http://schemas.microsoft.com/office/word/2012/wordml" xmlns:wpg="http://schemas.microsoft.com/office/word/2010/wordprocessingGroup" xmlns:wpi="http://schemas.microsoft.com/office/word/2010/wordprocessingInk" xmlns:wne="http://schemas.microsoft.com/office/word/2006/wordml" xmlns:wps="http://schemas.microsoft.com/office/word/2010/wordprocessingShape" mc:Ignorable="w14 w15 wp14">
+<w:document xmlns:wpc="http://schemas.microsoft.com/office/word/2010/wordprocessingCanvas" xmlns:cx="http://schemas.microsoft.com/office/drawing/2014/chartex" xmlns:cx1="http://schemas.microsoft.com/office/drawing/2015/9/8/chartex" xmlns:cx2="http://schemas.microsoft.com/office/drawing/2015/10/21/chartex" xmlns:cx3="http://schemas.microsoft.com/office/drawing/2016/5/9/chartex" xmlns:cx4="http://schemas.microsoft.com/office/drawing/2016/5/10/chartex" xmlns:cx5="http://schemas.microsoft.com/office/drawing/2016/5/11/chartex" xmlns:cx6="http://schemas.microsoft.com/office/drawing/2016/5/12/chartex" xmlns:cx7="http://schemas.microsoft.com/office/drawing/2016/5/13/chartex" xmlns:cx8="http://schemas.microsoft.com/office/drawing/2016/5/14/chartex" xmlns:mc="http://schemas.openxmlformats.org/markup-compatibility/2006" xmlns:aink="http://schemas.microsoft.com/office/drawing/2016/ink" xmlns:am3d="http://schemas.microsoft.com/office/drawing/2017/model3d" xmlns:o="urn:schemas-microsoft-com:office:office" xmlns:oel="http://schemas.microsoft.com/office/2019/extlst" xmlns:r="http://schemas.openxmlformats.org/officeDocument/2006/relationships" xmlns:m="http://schemas.openxmlformats.org/officeDocument/2006/math" xmlns:v="urn:schemas-microsoft-com:vml" xmlns:wp14="http://schemas.microsoft.com/office/word/2010/wordprocessingDrawing" xmlns:wp="http://schemas.openxmlformats.org/drawingml/2006/wordprocessingDrawing" xmlns:w10="urn:schemas-microsoft-com:office:word" xmlns:w="http://schemas.openxmlformats.org/wordprocessingml/2006/main" xmlns:w14="http://schemas.microsoft.com/office/word/2010/wordml" xmlns:w15="http://schemas.microsoft.com/office/word/2012/wordml" xmlns:w16cex="http://schemas.microsoft.com/office/word/2018/wordml/cex" xmlns:w16cid="http://schemas.microsoft.com/office/word/2016/wordml/cid" xmlns:w16="http://schemas.microsoft.com/office/word/2018/wordml" xmlns:w16du="http://schemas.microsoft.com/office/word/2023/wordml/word16du" xmlns:w16sdtdh="http://schemas.microsoft.com/office/word/2020/wordml/sdtdatahash" xmlns:w16sdtfl="http://schemas.microsoft.com/office/word/2024/wordml/sdtformatlock" xmlns:w16se="http://schemas.microsoft.com/office/word/2015/wordml/symex" xmlns:wpg="http://schemas.microsoft.com/office/word/2010/wordprocessingGroup" xmlns:wpi="http://schemas.microsoft.com/office/word/2010/wordprocessingInk" xmlns:wne="http://schemas.microsoft.com/office/word/2006/wordml" xmlns:wps="http://schemas.microsoft.com/office/word/2010/wordprocessingShape" mc:Ignorable="w14 w15 w16se w16cid w16 w16cex w16sdtdh w16sdtfl w16du wp14">
   <w:body>
     <w:p>
       <w:pPr>
@@ -128,27 +128,7 @@
           <w:sz w:val="20"/>
           <w:szCs w:val="20"/>
         </w:rPr>
-        <w:t xml:space="preserve"> (start.spring.io), an IDE like </w:t>
-      </w:r>
-      <w:proofErr w:type="spellStart"/>
-      <w:r>
-        <w:rPr>
-          <w:rFonts w:ascii="Arial" w:eastAsia="Times New Roman" w:hAnsi="Arial" w:cs="Arial"/>
-          <w:color w:val="222222"/>
-          <w:sz w:val="20"/>
-          <w:szCs w:val="20"/>
-        </w:rPr>
-        <w:t>IntelliJ</w:t>
-      </w:r>
-      <w:proofErr w:type="spellEnd"/>
-      <w:r>
-        <w:rPr>
-          <w:rFonts w:ascii="Arial" w:eastAsia="Times New Roman" w:hAnsi="Arial" w:cs="Arial"/>
-          <w:color w:val="222222"/>
-          <w:sz w:val="20"/>
-          <w:szCs w:val="20"/>
-        </w:rPr>
-        <w:t xml:space="preserve"> IDEA, or by using Spring Boot CLI:</w:t>
+        <w:t xml:space="preserve"> (start.spring.io), an IDE like IntelliJ IDEA, or by using Spring Boot CLI:</w:t>
       </w:r>
     </w:p>
     <w:p>
@@ -375,19 +355,8 @@
           <w:sz w:val="20"/>
           <w:szCs w:val="20"/>
         </w:rPr>
-        <w:t>@</w:t>
-      </w:r>
-      <w:proofErr w:type="spellStart"/>
-      <w:r>
-        <w:rPr>
-          <w:rFonts w:ascii="Consolas" w:eastAsia="Times New Roman" w:hAnsi="Consolas" w:cs="Courier New"/>
-          <w:color w:val="222222"/>
-          <w:sz w:val="20"/>
-          <w:szCs w:val="20"/>
-        </w:rPr>
-        <w:t>SpringBootApplication</w:t>
-      </w:r>
-      <w:proofErr w:type="spellEnd"/>
+        <w:t>@SpringBootApplication</w:t>
+      </w:r>
       <w:r>
         <w:rPr>
           <w:rFonts w:ascii="Arial" w:eastAsia="Times New Roman" w:hAnsi="Arial" w:cs="Arial"/>
@@ -599,18 +568,8 @@
                 <w:sz w:val="20"/>
                 <w:szCs w:val="20"/>
               </w:rPr>
-              <w:t>@</w:t>
-            </w:r>
-            <w:proofErr w:type="spellStart"/>
-            <w:r>
-              <w:rPr>
-                <w:rFonts w:ascii="Courier New" w:eastAsia="Times New Roman" w:hAnsi="Courier New" w:cs="Courier New"/>
-                <w:sz w:val="20"/>
-                <w:szCs w:val="20"/>
-              </w:rPr>
-              <w:t>SpringBootApplication</w:t>
-            </w:r>
-            <w:proofErr w:type="spellEnd"/>
+              <w:t>@SpringBootApplication</w:t>
+            </w:r>
           </w:p>
           <w:p>
             <w:pPr>
@@ -915,22 +874,8 @@
           <w:szCs w:val="20"/>
           <w:u w:val="single"/>
         </w:rPr>
-        <w:t>@</w:t>
-      </w:r>
-      <w:proofErr w:type="spellStart"/>
-      <w:r>
-        <w:rPr>
-          <w:rFonts w:ascii="Consolas" w:eastAsia="Times New Roman" w:hAnsi="Consolas" w:cs="Courier New"/>
-          <w:b/>
-          <w:i/>
-          <w:color w:val="222222"/>
-          <w:sz w:val="20"/>
-          <w:szCs w:val="20"/>
-          <w:u w:val="single"/>
-        </w:rPr>
-        <w:t>SpringBootApplication</w:t>
-      </w:r>
-      <w:proofErr w:type="spellEnd"/>
+        <w:t>@SpringBootApplication</w:t>
+      </w:r>
       <w:r>
         <w:rPr>
           <w:rFonts w:ascii="Arial" w:eastAsia="Times New Roman" w:hAnsi="Arial" w:cs="Arial"/>
@@ -962,9 +907,17 @@
           <w:sz w:val="20"/>
           <w:szCs w:val="20"/>
         </w:rPr>
-        <w:t>@</w:t>
-      </w:r>
-      <w:proofErr w:type="spellStart"/>
+        <w:t>@SpringBootApplication</w:t>
+      </w:r>
+      <w:r>
+        <w:rPr>
+          <w:rFonts w:ascii="Arial" w:eastAsia="Times New Roman" w:hAnsi="Arial" w:cs="Arial"/>
+          <w:color w:val="222222"/>
+          <w:sz w:val="20"/>
+          <w:szCs w:val="20"/>
+        </w:rPr>
+        <w:t> is a convenience annotation that combines three annotations: </w:t>
+      </w:r>
       <w:r>
         <w:rPr>
           <w:rFonts w:ascii="Consolas" w:eastAsia="Times New Roman" w:hAnsi="Consolas" w:cs="Courier New"/>
@@ -972,17 +925,16 @@
           <w:sz w:val="20"/>
           <w:szCs w:val="20"/>
         </w:rPr>
-        <w:t>SpringBootApplication</w:t>
-      </w:r>
-      <w:proofErr w:type="spellEnd"/>
-      <w:r>
-        <w:rPr>
-          <w:rFonts w:ascii="Arial" w:eastAsia="Times New Roman" w:hAnsi="Arial" w:cs="Arial"/>
-          <w:color w:val="222222"/>
-          <w:sz w:val="20"/>
-          <w:szCs w:val="20"/>
-        </w:rPr>
-        <w:t> is a convenience annotation that combines three annotations: </w:t>
+        <w:t>@Configuration</w:t>
+      </w:r>
+      <w:r>
+        <w:rPr>
+          <w:rFonts w:ascii="Arial" w:eastAsia="Times New Roman" w:hAnsi="Arial" w:cs="Arial"/>
+          <w:color w:val="222222"/>
+          <w:sz w:val="20"/>
+          <w:szCs w:val="20"/>
+        </w:rPr>
+        <w:t> (marks the class as a source of bean definitions), </w:t>
       </w:r>
       <w:r>
         <w:rPr>
@@ -991,16 +943,16 @@
           <w:sz w:val="20"/>
           <w:szCs w:val="20"/>
         </w:rPr>
-        <w:t>@Configuration</w:t>
-      </w:r>
-      <w:r>
-        <w:rPr>
-          <w:rFonts w:ascii="Arial" w:eastAsia="Times New Roman" w:hAnsi="Arial" w:cs="Arial"/>
-          <w:color w:val="222222"/>
-          <w:sz w:val="20"/>
-          <w:szCs w:val="20"/>
-        </w:rPr>
-        <w:t> (marks the class as a source of bean definitions), </w:t>
+        <w:t>@EnableAutoConfiguration</w:t>
+      </w:r>
+      <w:r>
+        <w:rPr>
+          <w:rFonts w:ascii="Arial" w:eastAsia="Times New Roman" w:hAnsi="Arial" w:cs="Arial"/>
+          <w:color w:val="222222"/>
+          <w:sz w:val="20"/>
+          <w:szCs w:val="20"/>
+        </w:rPr>
+        <w:t> (enables Spring Boot’s auto-configuration mechanism), and </w:t>
       </w:r>
       <w:r>
         <w:rPr>
@@ -1009,48 +961,8 @@
           <w:sz w:val="20"/>
           <w:szCs w:val="20"/>
         </w:rPr>
-        <w:t>@</w:t>
-      </w:r>
-      <w:proofErr w:type="spellStart"/>
-      <w:r>
-        <w:rPr>
-          <w:rFonts w:ascii="Consolas" w:eastAsia="Times New Roman" w:hAnsi="Consolas" w:cs="Courier New"/>
-          <w:color w:val="222222"/>
-          <w:sz w:val="20"/>
-          <w:szCs w:val="20"/>
-        </w:rPr>
-        <w:t>EnableAutoConfiguration</w:t>
-      </w:r>
-      <w:proofErr w:type="spellEnd"/>
-      <w:r>
-        <w:rPr>
-          <w:rFonts w:ascii="Arial" w:eastAsia="Times New Roman" w:hAnsi="Arial" w:cs="Arial"/>
-          <w:color w:val="222222"/>
-          <w:sz w:val="20"/>
-          <w:szCs w:val="20"/>
-        </w:rPr>
-        <w:t> (enables Spring Boot’s auto-configuration mechanism), and </w:t>
-      </w:r>
-      <w:r>
-        <w:rPr>
-          <w:rFonts w:ascii="Consolas" w:eastAsia="Times New Roman" w:hAnsi="Consolas" w:cs="Courier New"/>
-          <w:color w:val="222222"/>
-          <w:sz w:val="20"/>
-          <w:szCs w:val="20"/>
-        </w:rPr>
-        <w:t>@</w:t>
-      </w:r>
-      <w:proofErr w:type="spellStart"/>
-      <w:r>
-        <w:rPr>
-          <w:rFonts w:ascii="Consolas" w:eastAsia="Times New Roman" w:hAnsi="Consolas" w:cs="Courier New"/>
-          <w:color w:val="222222"/>
-          <w:sz w:val="20"/>
-          <w:szCs w:val="20"/>
-        </w:rPr>
-        <w:t>ComponentScan</w:t>
-      </w:r>
-      <w:proofErr w:type="spellEnd"/>
+        <w:t>@ComponentScan</w:t>
+      </w:r>
       <w:r>
         <w:rPr>
           <w:rFonts w:ascii="Arial" w:eastAsia="Times New Roman" w:hAnsi="Arial" w:cs="Arial"/>
@@ -1435,9 +1347,17 @@
           <w:sz w:val="20"/>
           <w:szCs w:val="20"/>
         </w:rPr>
-        <w:t>@</w:t>
-      </w:r>
-      <w:proofErr w:type="spellStart"/>
+        <w:t>@ControllerAdvice</w:t>
+      </w:r>
+      <w:r>
+        <w:rPr>
+          <w:rFonts w:ascii="Arial" w:eastAsia="Times New Roman" w:hAnsi="Arial" w:cs="Arial"/>
+          <w:color w:val="222222"/>
+          <w:sz w:val="20"/>
+          <w:szCs w:val="20"/>
+        </w:rPr>
+        <w:t> and </w:t>
+      </w:r>
       <w:r>
         <w:rPr>
           <w:rFonts w:ascii="Consolas" w:eastAsia="Times New Roman" w:hAnsi="Consolas" w:cs="Courier New"/>
@@ -1445,38 +1365,8 @@
           <w:sz w:val="20"/>
           <w:szCs w:val="20"/>
         </w:rPr>
-        <w:t>ControllerAdvice</w:t>
-      </w:r>
-      <w:proofErr w:type="spellEnd"/>
-      <w:r>
-        <w:rPr>
-          <w:rFonts w:ascii="Arial" w:eastAsia="Times New Roman" w:hAnsi="Arial" w:cs="Arial"/>
-          <w:color w:val="222222"/>
-          <w:sz w:val="20"/>
-          <w:szCs w:val="20"/>
-        </w:rPr>
-        <w:t> and </w:t>
-      </w:r>
-      <w:r>
-        <w:rPr>
-          <w:rFonts w:ascii="Consolas" w:eastAsia="Times New Roman" w:hAnsi="Consolas" w:cs="Courier New"/>
-          <w:color w:val="222222"/>
-          <w:sz w:val="20"/>
-          <w:szCs w:val="20"/>
-        </w:rPr>
-        <w:t>@</w:t>
-      </w:r>
-      <w:proofErr w:type="spellStart"/>
-      <w:r>
-        <w:rPr>
-          <w:rFonts w:ascii="Consolas" w:eastAsia="Times New Roman" w:hAnsi="Consolas" w:cs="Courier New"/>
-          <w:color w:val="222222"/>
-          <w:sz w:val="20"/>
-          <w:szCs w:val="20"/>
-        </w:rPr>
-        <w:t>ExceptionHandler</w:t>
-      </w:r>
-      <w:proofErr w:type="spellEnd"/>
+        <w:t>@ExceptionHandler</w:t>
+      </w:r>
       <w:r>
         <w:rPr>
           <w:rFonts w:ascii="Arial" w:eastAsia="Times New Roman" w:hAnsi="Arial" w:cs="Arial"/>
@@ -1677,7 +1567,49 @@
                 <w:sz w:val="20"/>
                 <w:szCs w:val="20"/>
               </w:rPr>
-              <w:t>@</w:t>
+              <w:t>@ControllerAdvice</w:t>
+            </w:r>
+          </w:p>
+          <w:p>
+            <w:pPr>
+              <w:spacing w:after="0" w:line="240" w:lineRule="auto"/>
+              <w:rPr>
+                <w:rFonts w:ascii="Times New Roman" w:eastAsia="Times New Roman" w:hAnsi="Times New Roman" w:cs="Times New Roman"/>
+                <w:sz w:val="20"/>
+                <w:szCs w:val="20"/>
+              </w:rPr>
+            </w:pPr>
+            <w:r>
+              <w:rPr>
+                <w:rFonts w:ascii="Courier New" w:eastAsia="Times New Roman" w:hAnsi="Courier New" w:cs="Courier New"/>
+                <w:sz w:val="20"/>
+                <w:szCs w:val="20"/>
+              </w:rPr>
+              <w:t>public</w:t>
+            </w:r>
+            <w:r>
+              <w:rPr>
+                <w:rFonts w:ascii="Times New Roman" w:eastAsia="Times New Roman" w:hAnsi="Times New Roman" w:cs="Times New Roman"/>
+                <w:sz w:val="20"/>
+                <w:szCs w:val="20"/>
+              </w:rPr>
+              <w:t xml:space="preserve"> </w:t>
+            </w:r>
+            <w:r>
+              <w:rPr>
+                <w:rFonts w:ascii="Courier New" w:eastAsia="Times New Roman" w:hAnsi="Courier New" w:cs="Courier New"/>
+                <w:sz w:val="20"/>
+                <w:szCs w:val="20"/>
+              </w:rPr>
+              <w:t>class</w:t>
+            </w:r>
+            <w:r>
+              <w:rPr>
+                <w:rFonts w:ascii="Times New Roman" w:eastAsia="Times New Roman" w:hAnsi="Times New Roman" w:cs="Times New Roman"/>
+                <w:sz w:val="20"/>
+                <w:szCs w:val="20"/>
+              </w:rPr>
+              <w:t xml:space="preserve"> </w:t>
             </w:r>
             <w:proofErr w:type="spellStart"/>
             <w:r>
@@ -1686,61 +1618,9 @@
                 <w:sz w:val="20"/>
                 <w:szCs w:val="20"/>
               </w:rPr>
-              <w:t>ControllerAdvice</w:t>
+              <w:t>GlobalExceptionHandler</w:t>
             </w:r>
             <w:proofErr w:type="spellEnd"/>
-          </w:p>
-          <w:p>
-            <w:pPr>
-              <w:spacing w:after="0" w:line="240" w:lineRule="auto"/>
-              <w:rPr>
-                <w:rFonts w:ascii="Times New Roman" w:eastAsia="Times New Roman" w:hAnsi="Times New Roman" w:cs="Times New Roman"/>
-                <w:sz w:val="20"/>
-                <w:szCs w:val="20"/>
-              </w:rPr>
-            </w:pPr>
-            <w:r>
-              <w:rPr>
-                <w:rFonts w:ascii="Courier New" w:eastAsia="Times New Roman" w:hAnsi="Courier New" w:cs="Courier New"/>
-                <w:sz w:val="20"/>
-                <w:szCs w:val="20"/>
-              </w:rPr>
-              <w:t>public</w:t>
-            </w:r>
-            <w:r>
-              <w:rPr>
-                <w:rFonts w:ascii="Times New Roman" w:eastAsia="Times New Roman" w:hAnsi="Times New Roman" w:cs="Times New Roman"/>
-                <w:sz w:val="20"/>
-                <w:szCs w:val="20"/>
-              </w:rPr>
-              <w:t xml:space="preserve"> </w:t>
-            </w:r>
-            <w:r>
-              <w:rPr>
-                <w:rFonts w:ascii="Courier New" w:eastAsia="Times New Roman" w:hAnsi="Courier New" w:cs="Courier New"/>
-                <w:sz w:val="20"/>
-                <w:szCs w:val="20"/>
-              </w:rPr>
-              <w:t>class</w:t>
-            </w:r>
-            <w:r>
-              <w:rPr>
-                <w:rFonts w:ascii="Times New Roman" w:eastAsia="Times New Roman" w:hAnsi="Times New Roman" w:cs="Times New Roman"/>
-                <w:sz w:val="20"/>
-                <w:szCs w:val="20"/>
-              </w:rPr>
-              <w:t xml:space="preserve"> </w:t>
-            </w:r>
-            <w:proofErr w:type="spellStart"/>
-            <w:r>
-              <w:rPr>
-                <w:rFonts w:ascii="Courier New" w:eastAsia="Times New Roman" w:hAnsi="Courier New" w:cs="Courier New"/>
-                <w:sz w:val="20"/>
-                <w:szCs w:val="20"/>
-              </w:rPr>
-              <w:t>GlobalExceptionHandler</w:t>
-            </w:r>
-            <w:proofErr w:type="spellEnd"/>
             <w:r>
               <w:rPr>
                 <w:rFonts w:ascii="Courier New" w:eastAsia="Times New Roman" w:hAnsi="Courier New" w:cs="Courier New"/>
@@ -1765,43 +1645,7 @@
                 <w:sz w:val="20"/>
                 <w:szCs w:val="20"/>
               </w:rPr>
-              <w:t>    @</w:t>
-            </w:r>
-            <w:proofErr w:type="spellStart"/>
-            <w:r>
-              <w:rPr>
-                <w:rFonts w:ascii="Courier New" w:eastAsia="Times New Roman" w:hAnsi="Courier New" w:cs="Courier New"/>
-                <w:sz w:val="20"/>
-                <w:szCs w:val="20"/>
-              </w:rPr>
-              <w:t>ExceptionHandler</w:t>
-            </w:r>
-            <w:proofErr w:type="spellEnd"/>
-            <w:r>
-              <w:rPr>
-                <w:rFonts w:ascii="Courier New" w:eastAsia="Times New Roman" w:hAnsi="Courier New" w:cs="Courier New"/>
-                <w:sz w:val="20"/>
-                <w:szCs w:val="20"/>
-              </w:rPr>
-              <w:t>(</w:t>
-            </w:r>
-            <w:proofErr w:type="spellStart"/>
-            <w:r>
-              <w:rPr>
-                <w:rFonts w:ascii="Courier New" w:eastAsia="Times New Roman" w:hAnsi="Courier New" w:cs="Courier New"/>
-                <w:sz w:val="20"/>
-                <w:szCs w:val="20"/>
-              </w:rPr>
-              <w:t>ResourceNotFoundException.class</w:t>
-            </w:r>
-            <w:proofErr w:type="spellEnd"/>
-            <w:r>
-              <w:rPr>
-                <w:rFonts w:ascii="Courier New" w:eastAsia="Times New Roman" w:hAnsi="Courier New" w:cs="Courier New"/>
-                <w:sz w:val="20"/>
-                <w:szCs w:val="20"/>
-              </w:rPr>
-              <w:t>)</w:t>
+              <w:t>    @ExceptionHandler(ResourceNotFoundException.class)</w:t>
             </w:r>
           </w:p>
           <w:p>
@@ -3134,9 +2978,17 @@
           <w:sz w:val="20"/>
           <w:szCs w:val="20"/>
         </w:rPr>
-        <w:t>@</w:t>
-      </w:r>
-      <w:proofErr w:type="spellStart"/>
+        <w:t>@SpringBootTest</w:t>
+      </w:r>
+      <w:r>
+        <w:rPr>
+          <w:rFonts w:ascii="Arial" w:eastAsia="Times New Roman" w:hAnsi="Arial" w:cs="Arial"/>
+          <w:color w:val="222222"/>
+          <w:sz w:val="20"/>
+          <w:szCs w:val="20"/>
+        </w:rPr>
+        <w:t>, </w:t>
+      </w:r>
       <w:r>
         <w:rPr>
           <w:rFonts w:ascii="Consolas" w:eastAsia="Times New Roman" w:hAnsi="Consolas" w:cs="Courier New"/>
@@ -3144,17 +2996,16 @@
           <w:sz w:val="20"/>
           <w:szCs w:val="20"/>
         </w:rPr>
-        <w:t>SpringBootTest</w:t>
-      </w:r>
-      <w:proofErr w:type="spellEnd"/>
-      <w:r>
-        <w:rPr>
-          <w:rFonts w:ascii="Arial" w:eastAsia="Times New Roman" w:hAnsi="Arial" w:cs="Arial"/>
-          <w:color w:val="222222"/>
-          <w:sz w:val="20"/>
-          <w:szCs w:val="20"/>
-        </w:rPr>
-        <w:t>, </w:t>
+        <w:t>@WebMvcTest</w:t>
+      </w:r>
+      <w:r>
+        <w:rPr>
+          <w:rFonts w:ascii="Arial" w:eastAsia="Times New Roman" w:hAnsi="Arial" w:cs="Arial"/>
+          <w:color w:val="222222"/>
+          <w:sz w:val="20"/>
+          <w:szCs w:val="20"/>
+        </w:rPr>
+        <w:t>, and </w:t>
       </w:r>
       <w:r>
         <w:rPr>
@@ -3163,48 +3014,8 @@
           <w:sz w:val="20"/>
           <w:szCs w:val="20"/>
         </w:rPr>
-        <w:t>@</w:t>
-      </w:r>
-      <w:proofErr w:type="spellStart"/>
-      <w:r>
-        <w:rPr>
-          <w:rFonts w:ascii="Consolas" w:eastAsia="Times New Roman" w:hAnsi="Consolas" w:cs="Courier New"/>
-          <w:color w:val="222222"/>
-          <w:sz w:val="20"/>
-          <w:szCs w:val="20"/>
-        </w:rPr>
-        <w:t>WebMvcTest</w:t>
-      </w:r>
-      <w:proofErr w:type="spellEnd"/>
-      <w:r>
-        <w:rPr>
-          <w:rFonts w:ascii="Arial" w:eastAsia="Times New Roman" w:hAnsi="Arial" w:cs="Arial"/>
-          <w:color w:val="222222"/>
-          <w:sz w:val="20"/>
-          <w:szCs w:val="20"/>
-        </w:rPr>
-        <w:t>, and </w:t>
-      </w:r>
-      <w:r>
-        <w:rPr>
-          <w:rFonts w:ascii="Consolas" w:eastAsia="Times New Roman" w:hAnsi="Consolas" w:cs="Courier New"/>
-          <w:color w:val="222222"/>
-          <w:sz w:val="20"/>
-          <w:szCs w:val="20"/>
-        </w:rPr>
-        <w:t>@</w:t>
-      </w:r>
-      <w:proofErr w:type="spellStart"/>
-      <w:r>
-        <w:rPr>
-          <w:rFonts w:ascii="Consolas" w:eastAsia="Times New Roman" w:hAnsi="Consolas" w:cs="Courier New"/>
-          <w:color w:val="222222"/>
-          <w:sz w:val="20"/>
-          <w:szCs w:val="20"/>
-        </w:rPr>
-        <w:t>DataJpaTest</w:t>
-      </w:r>
-      <w:proofErr w:type="spellEnd"/>
+        <w:t>@DataJpaTest</w:t>
+      </w:r>
       <w:r>
         <w:rPr>
           <w:rFonts w:ascii="Arial" w:eastAsia="Times New Roman" w:hAnsi="Arial" w:cs="Arial"/>
@@ -3389,18 +3200,8 @@
                 <w:sz w:val="20"/>
                 <w:szCs w:val="20"/>
               </w:rPr>
-              <w:t>@</w:t>
-            </w:r>
-            <w:proofErr w:type="spellStart"/>
-            <w:r>
-              <w:rPr>
-                <w:rFonts w:ascii="Courier New" w:eastAsia="Times New Roman" w:hAnsi="Courier New" w:cs="Courier New"/>
-                <w:sz w:val="20"/>
-                <w:szCs w:val="20"/>
-              </w:rPr>
-              <w:t>SpringBootTest</w:t>
-            </w:r>
-            <w:proofErr w:type="spellEnd"/>
+              <w:t>@SpringBootTest</w:t>
+            </w:r>
           </w:p>
           <w:p>
             <w:pPr>
@@ -4646,33 +4447,7 @@
           <w:szCs w:val="20"/>
           <w:u w:val="single"/>
         </w:rPr>
-        <w:t xml:space="preserve">14. What is Spring Boot </w:t>
-      </w:r>
-      <w:proofErr w:type="spellStart"/>
-      <w:r>
-        <w:rPr>
-          <w:rFonts w:ascii="Arial" w:eastAsia="Times New Roman" w:hAnsi="Arial" w:cs="Arial"/>
-          <w:b/>
-          <w:i/>
-          <w:color w:val="222222"/>
-          <w:sz w:val="20"/>
-          <w:szCs w:val="20"/>
-          <w:u w:val="single"/>
-        </w:rPr>
-        <w:t>DevTools</w:t>
-      </w:r>
-      <w:proofErr w:type="spellEnd"/>
-      <w:r>
-        <w:rPr>
-          <w:rFonts w:ascii="Arial" w:eastAsia="Times New Roman" w:hAnsi="Arial" w:cs="Arial"/>
-          <w:b/>
-          <w:i/>
-          <w:color w:val="222222"/>
-          <w:sz w:val="20"/>
-          <w:szCs w:val="20"/>
-          <w:u w:val="single"/>
-        </w:rPr>
-        <w:t xml:space="preserve"> and how does it enhance development?</w:t>
+        <w:t>14. What is Spring Boot DevTools and how does it enhance development?</w:t>
       </w:r>
     </w:p>
     <w:p>
@@ -4693,27 +4468,7 @@
           <w:sz w:val="20"/>
           <w:szCs w:val="20"/>
         </w:rPr>
-        <w:t xml:space="preserve">Spring Boot </w:t>
-      </w:r>
-      <w:proofErr w:type="spellStart"/>
-      <w:r>
-        <w:rPr>
-          <w:rFonts w:ascii="Arial" w:eastAsia="Times New Roman" w:hAnsi="Arial" w:cs="Arial"/>
-          <w:color w:val="222222"/>
-          <w:sz w:val="20"/>
-          <w:szCs w:val="20"/>
-        </w:rPr>
-        <w:t>DevTools</w:t>
-      </w:r>
-      <w:proofErr w:type="spellEnd"/>
-      <w:r>
-        <w:rPr>
-          <w:rFonts w:ascii="Arial" w:eastAsia="Times New Roman" w:hAnsi="Arial" w:cs="Arial"/>
-          <w:color w:val="222222"/>
-          <w:sz w:val="20"/>
-          <w:szCs w:val="20"/>
-        </w:rPr>
-        <w:t xml:space="preserve"> provides features to enhance the development experience, such as automatic restarts, live reload, and configurations for faster feedback loops. Add the dependency to your project:</w:t>
+        <w:t>Spring Boot DevTools provides features to enhance the development experience, such as automatic restarts, live reload, and configurations for faster feedback loops. Add the dependency to your project:</w:t>
       </w:r>
     </w:p>
     <w:tbl>
@@ -5205,6 +4960,8 @@
         <w:outlineLvl w:val="2"/>
         <w:rPr>
           <w:rFonts w:ascii="Arial" w:eastAsia="Times New Roman" w:hAnsi="Arial" w:cs="Arial"/>
+          <w:b/>
+          <w:bCs/>
           <w:color w:val="222222"/>
           <w:sz w:val="20"/>
           <w:szCs w:val="20"/>
@@ -5213,6 +4970,8 @@
       <w:r>
         <w:rPr>
           <w:rFonts w:ascii="Arial" w:eastAsia="Times New Roman" w:hAnsi="Arial" w:cs="Arial"/>
+          <w:b/>
+          <w:bCs/>
           <w:color w:val="222222"/>
           <w:sz w:val="20"/>
           <w:szCs w:val="20"/>
@@ -5222,6 +4981,8 @@
       <w:r>
         <w:rPr>
           <w:rFonts w:ascii="Consolas" w:eastAsia="Times New Roman" w:hAnsi="Consolas" w:cs="Courier New"/>
+          <w:b/>
+          <w:bCs/>
           <w:color w:val="222222"/>
           <w:sz w:val="20"/>
           <w:szCs w:val="20"/>
@@ -5231,6 +4992,8 @@
       <w:r>
         <w:rPr>
           <w:rFonts w:ascii="Arial" w:eastAsia="Times New Roman" w:hAnsi="Arial" w:cs="Arial"/>
+          <w:b/>
+          <w:bCs/>
           <w:color w:val="222222"/>
           <w:sz w:val="20"/>
           <w:szCs w:val="20"/>
@@ -5240,6 +5003,8 @@
       <w:r>
         <w:rPr>
           <w:rFonts w:ascii="Consolas" w:eastAsia="Times New Roman" w:hAnsi="Consolas" w:cs="Courier New"/>
+          <w:b/>
+          <w:bCs/>
           <w:color w:val="222222"/>
           <w:sz w:val="20"/>
           <w:szCs w:val="20"/>
@@ -5249,6 +5014,8 @@
       <w:r>
         <w:rPr>
           <w:rFonts w:ascii="Arial" w:eastAsia="Times New Roman" w:hAnsi="Arial" w:cs="Arial"/>
+          <w:b/>
+          <w:bCs/>
           <w:color w:val="222222"/>
           <w:sz w:val="20"/>
           <w:szCs w:val="20"/>
@@ -5258,6 +5025,8 @@
       <w:r>
         <w:rPr>
           <w:rFonts w:ascii="Consolas" w:eastAsia="Times New Roman" w:hAnsi="Consolas" w:cs="Courier New"/>
+          <w:b/>
+          <w:bCs/>
           <w:color w:val="222222"/>
           <w:sz w:val="20"/>
           <w:szCs w:val="20"/>
@@ -5267,6 +5036,8 @@
       <w:r>
         <w:rPr>
           <w:rFonts w:ascii="Arial" w:eastAsia="Times New Roman" w:hAnsi="Arial" w:cs="Arial"/>
+          <w:b/>
+          <w:bCs/>
           <w:color w:val="222222"/>
           <w:sz w:val="20"/>
           <w:szCs w:val="20"/>
@@ -5276,6 +5047,8 @@
       <w:r>
         <w:rPr>
           <w:rFonts w:ascii="Consolas" w:eastAsia="Times New Roman" w:hAnsi="Consolas" w:cs="Courier New"/>
+          <w:b/>
+          <w:bCs/>
           <w:color w:val="222222"/>
           <w:sz w:val="20"/>
           <w:szCs w:val="20"/>
@@ -5285,6 +5058,8 @@
       <w:r>
         <w:rPr>
           <w:rFonts w:ascii="Arial" w:eastAsia="Times New Roman" w:hAnsi="Arial" w:cs="Arial"/>
+          <w:b/>
+          <w:bCs/>
           <w:color w:val="222222"/>
           <w:sz w:val="20"/>
           <w:szCs w:val="20"/>
@@ -5505,33 +5280,7 @@
           <w:szCs w:val="20"/>
           <w:u w:val="single"/>
         </w:rPr>
-        <w:t xml:space="preserve">17. How can you create a </w:t>
-      </w:r>
-      <w:proofErr w:type="spellStart"/>
-      <w:r>
-        <w:rPr>
-          <w:rFonts w:ascii="Arial" w:eastAsia="Times New Roman" w:hAnsi="Arial" w:cs="Arial"/>
-          <w:b/>
-          <w:i/>
-          <w:color w:val="222222"/>
-          <w:sz w:val="20"/>
-          <w:szCs w:val="20"/>
-          <w:u w:val="single"/>
-        </w:rPr>
-        <w:t>RESTful</w:t>
-      </w:r>
-      <w:proofErr w:type="spellEnd"/>
-      <w:r>
-        <w:rPr>
-          <w:rFonts w:ascii="Arial" w:eastAsia="Times New Roman" w:hAnsi="Arial" w:cs="Arial"/>
-          <w:b/>
-          <w:i/>
-          <w:color w:val="222222"/>
-          <w:sz w:val="20"/>
-          <w:szCs w:val="20"/>
-          <w:u w:val="single"/>
-        </w:rPr>
-        <w:t xml:space="preserve"> web service using Spring Boot?</w:t>
+        <w:t>17. How can you create a RESTful web service using Spring Boot?</w:t>
       </w:r>
     </w:p>
     <w:p>
@@ -5561,9 +5310,17 @@
           <w:sz w:val="20"/>
           <w:szCs w:val="20"/>
         </w:rPr>
-        <w:t>@</w:t>
-      </w:r>
-      <w:proofErr w:type="spellStart"/>
+        <w:t>@RestController</w:t>
+      </w:r>
+      <w:r>
+        <w:rPr>
+          <w:rFonts w:ascii="Arial" w:eastAsia="Times New Roman" w:hAnsi="Arial" w:cs="Arial"/>
+          <w:color w:val="222222"/>
+          <w:sz w:val="20"/>
+          <w:szCs w:val="20"/>
+        </w:rPr>
+        <w:t> and </w:t>
+      </w:r>
       <w:r>
         <w:rPr>
           <w:rFonts w:ascii="Consolas" w:eastAsia="Times New Roman" w:hAnsi="Consolas" w:cs="Courier New"/>
@@ -5571,38 +5328,8 @@
           <w:sz w:val="20"/>
           <w:szCs w:val="20"/>
         </w:rPr>
-        <w:t>RestController</w:t>
-      </w:r>
-      <w:proofErr w:type="spellEnd"/>
-      <w:r>
-        <w:rPr>
-          <w:rFonts w:ascii="Arial" w:eastAsia="Times New Roman" w:hAnsi="Arial" w:cs="Arial"/>
-          <w:color w:val="222222"/>
-          <w:sz w:val="20"/>
-          <w:szCs w:val="20"/>
-        </w:rPr>
-        <w:t> and </w:t>
-      </w:r>
-      <w:r>
-        <w:rPr>
-          <w:rFonts w:ascii="Consolas" w:eastAsia="Times New Roman" w:hAnsi="Consolas" w:cs="Courier New"/>
-          <w:color w:val="222222"/>
-          <w:sz w:val="20"/>
-          <w:szCs w:val="20"/>
-        </w:rPr>
-        <w:t>@</w:t>
-      </w:r>
-      <w:proofErr w:type="spellStart"/>
-      <w:r>
-        <w:rPr>
-          <w:rFonts w:ascii="Consolas" w:eastAsia="Times New Roman" w:hAnsi="Consolas" w:cs="Courier New"/>
-          <w:color w:val="222222"/>
-          <w:sz w:val="20"/>
-          <w:szCs w:val="20"/>
-        </w:rPr>
-        <w:t>RequestMapping</w:t>
-      </w:r>
-      <w:proofErr w:type="spellEnd"/>
+        <w:t>@RequestMapping</w:t>
+      </w:r>
       <w:r>
         <w:rPr>
           <w:rFonts w:ascii="Arial" w:eastAsia="Times New Roman" w:hAnsi="Arial" w:cs="Arial"/>
@@ -5821,7 +5548,43 @@
                 <w:sz w:val="20"/>
                 <w:szCs w:val="20"/>
               </w:rPr>
-              <w:t>@</w:t>
+              <w:t>@RestController</w:t>
+            </w:r>
+          </w:p>
+          <w:p>
+            <w:pPr>
+              <w:spacing w:after="0" w:line="240" w:lineRule="auto"/>
+              <w:rPr>
+                <w:rFonts w:ascii="Times New Roman" w:eastAsia="Times New Roman" w:hAnsi="Times New Roman" w:cs="Times New Roman"/>
+                <w:sz w:val="20"/>
+                <w:szCs w:val="20"/>
+              </w:rPr>
+            </w:pPr>
+            <w:r>
+              <w:rPr>
+                <w:rFonts w:ascii="Courier New" w:eastAsia="Times New Roman" w:hAnsi="Courier New" w:cs="Courier New"/>
+                <w:sz w:val="20"/>
+                <w:szCs w:val="20"/>
+              </w:rPr>
+              <w:t>@RequestMapping("/api")</w:t>
+            </w:r>
+          </w:p>
+          <w:p>
+            <w:pPr>
+              <w:spacing w:after="0" w:line="240" w:lineRule="auto"/>
+              <w:rPr>
+                <w:rFonts w:ascii="Times New Roman" w:eastAsia="Times New Roman" w:hAnsi="Times New Roman" w:cs="Times New Roman"/>
+                <w:sz w:val="20"/>
+                <w:szCs w:val="20"/>
+              </w:rPr>
+            </w:pPr>
+            <w:r>
+              <w:rPr>
+                <w:rFonts w:ascii="Courier New" w:eastAsia="Times New Roman" w:hAnsi="Courier New" w:cs="Courier New"/>
+                <w:sz w:val="20"/>
+                <w:szCs w:val="20"/>
+              </w:rPr>
+              <w:t xml:space="preserve">public class </w:t>
             </w:r>
             <w:proofErr w:type="spellStart"/>
             <w:r>
@@ -5830,91 +5593,9 @@
                 <w:sz w:val="20"/>
                 <w:szCs w:val="20"/>
               </w:rPr>
-              <w:t>RestController</w:t>
+              <w:t>MyController</w:t>
             </w:r>
             <w:proofErr w:type="spellEnd"/>
-          </w:p>
-          <w:p>
-            <w:pPr>
-              <w:spacing w:after="0" w:line="240" w:lineRule="auto"/>
-              <w:rPr>
-                <w:rFonts w:ascii="Times New Roman" w:eastAsia="Times New Roman" w:hAnsi="Times New Roman" w:cs="Times New Roman"/>
-                <w:sz w:val="20"/>
-                <w:szCs w:val="20"/>
-              </w:rPr>
-            </w:pPr>
-            <w:r>
-              <w:rPr>
-                <w:rFonts w:ascii="Courier New" w:eastAsia="Times New Roman" w:hAnsi="Courier New" w:cs="Courier New"/>
-                <w:sz w:val="20"/>
-                <w:szCs w:val="20"/>
-              </w:rPr>
-              <w:t>@</w:t>
-            </w:r>
-            <w:proofErr w:type="spellStart"/>
-            <w:r>
-              <w:rPr>
-                <w:rFonts w:ascii="Courier New" w:eastAsia="Times New Roman" w:hAnsi="Courier New" w:cs="Courier New"/>
-                <w:sz w:val="20"/>
-                <w:szCs w:val="20"/>
-              </w:rPr>
-              <w:t>RequestMapping</w:t>
-            </w:r>
-            <w:proofErr w:type="spellEnd"/>
-            <w:r>
-              <w:rPr>
-                <w:rFonts w:ascii="Courier New" w:eastAsia="Times New Roman" w:hAnsi="Courier New" w:cs="Courier New"/>
-                <w:sz w:val="20"/>
-                <w:szCs w:val="20"/>
-              </w:rPr>
-              <w:t>("/</w:t>
-            </w:r>
-            <w:proofErr w:type="spellStart"/>
-            <w:r>
-              <w:rPr>
-                <w:rFonts w:ascii="Courier New" w:eastAsia="Times New Roman" w:hAnsi="Courier New" w:cs="Courier New"/>
-                <w:sz w:val="20"/>
-                <w:szCs w:val="20"/>
-              </w:rPr>
-              <w:t>api</w:t>
-            </w:r>
-            <w:proofErr w:type="spellEnd"/>
-            <w:r>
-              <w:rPr>
-                <w:rFonts w:ascii="Courier New" w:eastAsia="Times New Roman" w:hAnsi="Courier New" w:cs="Courier New"/>
-                <w:sz w:val="20"/>
-                <w:szCs w:val="20"/>
-              </w:rPr>
-              <w:t>")</w:t>
-            </w:r>
-          </w:p>
-          <w:p>
-            <w:pPr>
-              <w:spacing w:after="0" w:line="240" w:lineRule="auto"/>
-              <w:rPr>
-                <w:rFonts w:ascii="Times New Roman" w:eastAsia="Times New Roman" w:hAnsi="Times New Roman" w:cs="Times New Roman"/>
-                <w:sz w:val="20"/>
-                <w:szCs w:val="20"/>
-              </w:rPr>
-            </w:pPr>
-            <w:r>
-              <w:rPr>
-                <w:rFonts w:ascii="Courier New" w:eastAsia="Times New Roman" w:hAnsi="Courier New" w:cs="Courier New"/>
-                <w:sz w:val="20"/>
-                <w:szCs w:val="20"/>
-              </w:rPr>
-              <w:t xml:space="preserve">public class </w:t>
-            </w:r>
-            <w:proofErr w:type="spellStart"/>
-            <w:r>
-              <w:rPr>
-                <w:rFonts w:ascii="Courier New" w:eastAsia="Times New Roman" w:hAnsi="Courier New" w:cs="Courier New"/>
-                <w:sz w:val="20"/>
-                <w:szCs w:val="20"/>
-              </w:rPr>
-              <w:t>MyController</w:t>
-            </w:r>
-            <w:proofErr w:type="spellEnd"/>
             <w:r>
               <w:rPr>
                 <w:rFonts w:ascii="Courier New" w:eastAsia="Times New Roman" w:hAnsi="Courier New" w:cs="Courier New"/>
@@ -5957,25 +5638,7 @@
                 <w:sz w:val="20"/>
                 <w:szCs w:val="20"/>
               </w:rPr>
-              <w:t>    @</w:t>
-            </w:r>
-            <w:proofErr w:type="spellStart"/>
-            <w:r>
-              <w:rPr>
-                <w:rFonts w:ascii="Courier New" w:eastAsia="Times New Roman" w:hAnsi="Courier New" w:cs="Courier New"/>
-                <w:sz w:val="20"/>
-                <w:szCs w:val="20"/>
-              </w:rPr>
-              <w:t>GetMapping</w:t>
-            </w:r>
-            <w:proofErr w:type="spellEnd"/>
-            <w:r>
-              <w:rPr>
-                <w:rFonts w:ascii="Courier New" w:eastAsia="Times New Roman" w:hAnsi="Courier New" w:cs="Courier New"/>
-                <w:sz w:val="20"/>
-                <w:szCs w:val="20"/>
-              </w:rPr>
-              <w:t>("/greeting")</w:t>
+              <w:t>    @GetMapping("/greeting")</w:t>
             </w:r>
           </w:p>
           <w:p>
@@ -6123,47 +5786,7 @@
           <w:sz w:val="20"/>
           <w:szCs w:val="20"/>
         </w:rPr>
-        <w:t xml:space="preserve"> CLI is a command-line tool that allows you to quickly prototype with </w:t>
-      </w:r>
-      <w:proofErr w:type="gramStart"/>
-      <w:r>
-        <w:rPr>
-          <w:rFonts w:ascii="Arial" w:eastAsia="Times New Roman" w:hAnsi="Arial" w:cs="Arial"/>
-          <w:color w:val="222222"/>
-          <w:sz w:val="20"/>
-          <w:szCs w:val="20"/>
-        </w:rPr>
-        <w:t>Spring</w:t>
-      </w:r>
-      <w:proofErr w:type="gramEnd"/>
-      <w:r>
-        <w:rPr>
-          <w:rFonts w:ascii="Arial" w:eastAsia="Times New Roman" w:hAnsi="Arial" w:cs="Arial"/>
-          <w:color w:val="222222"/>
-          <w:sz w:val="20"/>
-          <w:szCs w:val="20"/>
-        </w:rPr>
-        <w:t xml:space="preserve">. It supports Groovy scripts to write </w:t>
-      </w:r>
-      <w:proofErr w:type="gramStart"/>
-      <w:r>
-        <w:rPr>
-          <w:rFonts w:ascii="Arial" w:eastAsia="Times New Roman" w:hAnsi="Arial" w:cs="Arial"/>
-          <w:color w:val="222222"/>
-          <w:sz w:val="20"/>
-          <w:szCs w:val="20"/>
-        </w:rPr>
-        <w:t>Spring</w:t>
-      </w:r>
-      <w:proofErr w:type="gramEnd"/>
-      <w:r>
-        <w:rPr>
-          <w:rFonts w:ascii="Arial" w:eastAsia="Times New Roman" w:hAnsi="Arial" w:cs="Arial"/>
-          <w:color w:val="222222"/>
-          <w:sz w:val="20"/>
-          <w:szCs w:val="20"/>
-        </w:rPr>
-        <w:t xml:space="preserve"> applications.</w:t>
+        <w:t> CLI is a command-line tool that allows you to quickly prototype with Spring. It supports Groovy scripts to write Spring applications.</w:t>
       </w:r>
     </w:p>
     <w:tbl>
@@ -7536,22 +7159,8 @@
           <w:szCs w:val="20"/>
           <w:u w:val="single"/>
         </w:rPr>
-        <w:t>@</w:t>
-      </w:r>
-      <w:proofErr w:type="spellStart"/>
-      <w:r>
-        <w:rPr>
-          <w:rFonts w:ascii="Consolas" w:eastAsia="Times New Roman" w:hAnsi="Consolas" w:cs="Courier New"/>
-          <w:b/>
-          <w:i/>
-          <w:color w:val="222222"/>
-          <w:sz w:val="20"/>
-          <w:szCs w:val="20"/>
-          <w:u w:val="single"/>
-        </w:rPr>
-        <w:t>Autowired</w:t>
-      </w:r>
-      <w:proofErr w:type="spellEnd"/>
+        <w:t>@Autowired</w:t>
+      </w:r>
       <w:r>
         <w:rPr>
           <w:rFonts w:ascii="Arial" w:eastAsia="Times New Roman" w:hAnsi="Arial" w:cs="Arial"/>
@@ -7583,47 +7192,16 @@
           <w:sz w:val="20"/>
           <w:szCs w:val="20"/>
         </w:rPr>
-        <w:t>@</w:t>
-      </w:r>
-      <w:proofErr w:type="spellStart"/>
-      <w:r>
-        <w:rPr>
-          <w:rFonts w:ascii="Consolas" w:eastAsia="Times New Roman" w:hAnsi="Consolas" w:cs="Courier New"/>
-          <w:color w:val="222222"/>
-          <w:sz w:val="20"/>
-          <w:szCs w:val="20"/>
-        </w:rPr>
-        <w:t>Autowired</w:t>
-      </w:r>
-      <w:proofErr w:type="spellEnd"/>
-      <w:r>
-        <w:rPr>
-          <w:rFonts w:ascii="Arial" w:eastAsia="Times New Roman" w:hAnsi="Arial" w:cs="Arial"/>
-          <w:color w:val="222222"/>
-          <w:sz w:val="20"/>
-          <w:szCs w:val="20"/>
-        </w:rPr>
-        <w:t xml:space="preserve"> is used to inject beans (dependencies) automatically by </w:t>
-      </w:r>
-      <w:proofErr w:type="gramStart"/>
-      <w:r>
-        <w:rPr>
-          <w:rFonts w:ascii="Arial" w:eastAsia="Times New Roman" w:hAnsi="Arial" w:cs="Arial"/>
-          <w:color w:val="222222"/>
-          <w:sz w:val="20"/>
-          <w:szCs w:val="20"/>
-        </w:rPr>
-        <w:t>Spring’s</w:t>
-      </w:r>
-      <w:proofErr w:type="gramEnd"/>
-      <w:r>
-        <w:rPr>
-          <w:rFonts w:ascii="Arial" w:eastAsia="Times New Roman" w:hAnsi="Arial" w:cs="Arial"/>
-          <w:color w:val="222222"/>
-          <w:sz w:val="20"/>
-          <w:szCs w:val="20"/>
-        </w:rPr>
-        <w:t xml:space="preserve"> dependency injection mechanism. It can be used on constructors, fields, or setter methods.</w:t>
+        <w:t>@Autowired</w:t>
+      </w:r>
+      <w:r>
+        <w:rPr>
+          <w:rFonts w:ascii="Arial" w:eastAsia="Times New Roman" w:hAnsi="Arial" w:cs="Arial"/>
+          <w:color w:val="222222"/>
+          <w:sz w:val="20"/>
+          <w:szCs w:val="20"/>
+        </w:rPr>
+        <w:t> is used to inject beans (dependencies) automatically by Spring’s dependency injection mechanism. It can be used on constructors, fields, or setter methods.</w:t>
       </w:r>
     </w:p>
     <w:p>
@@ -8297,27 +7875,7 @@
           <w:sz w:val="20"/>
           <w:szCs w:val="20"/>
         </w:rPr>
-        <w:t xml:space="preserve">Use Spring Boot Actuator to monitor applications. It provides endpoints for health checks, metrics, and more. Integrate with monitoring tools like Prometheus, </w:t>
-      </w:r>
-      <w:proofErr w:type="spellStart"/>
-      <w:r>
-        <w:rPr>
-          <w:rFonts w:ascii="Arial" w:eastAsia="Times New Roman" w:hAnsi="Arial" w:cs="Arial"/>
-          <w:color w:val="222222"/>
-          <w:sz w:val="20"/>
-          <w:szCs w:val="20"/>
-        </w:rPr>
-        <w:t>Grafana</w:t>
-      </w:r>
-      <w:proofErr w:type="spellEnd"/>
-      <w:r>
-        <w:rPr>
-          <w:rFonts w:ascii="Arial" w:eastAsia="Times New Roman" w:hAnsi="Arial" w:cs="Arial"/>
-          <w:color w:val="222222"/>
-          <w:sz w:val="20"/>
-          <w:szCs w:val="20"/>
-        </w:rPr>
-        <w:t>, or ELK stack for enhanced monitoring.</w:t>
+        <w:t>Use Spring Boot Actuator to monitor applications. It provides endpoints for health checks, metrics, and more. Integrate with monitoring tools like Prometheus, Grafana, or ELK stack for enhanced monitoring.</w:t>
       </w:r>
     </w:p>
     <w:p>
@@ -8565,7 +8123,41 @@
                 <w:sz w:val="20"/>
                 <w:szCs w:val="20"/>
               </w:rPr>
-              <w:t>@</w:t>
+              <w:t>@PostMapping("/upload")</w:t>
+            </w:r>
+          </w:p>
+          <w:p>
+            <w:pPr>
+              <w:spacing w:after="0" w:line="240" w:lineRule="auto"/>
+              <w:rPr>
+                <w:rFonts w:ascii="Times New Roman" w:eastAsia="Times New Roman" w:hAnsi="Times New Roman" w:cs="Times New Roman"/>
+                <w:sz w:val="20"/>
+                <w:szCs w:val="20"/>
+              </w:rPr>
+            </w:pPr>
+            <w:r>
+              <w:rPr>
+                <w:rFonts w:ascii="Courier New" w:eastAsia="Times New Roman" w:hAnsi="Courier New" w:cs="Courier New"/>
+                <w:sz w:val="20"/>
+                <w:szCs w:val="20"/>
+              </w:rPr>
+              <w:t>public</w:t>
+            </w:r>
+            <w:r>
+              <w:rPr>
+                <w:rFonts w:ascii="Times New Roman" w:eastAsia="Times New Roman" w:hAnsi="Times New Roman" w:cs="Times New Roman"/>
+                <w:sz w:val="20"/>
+                <w:szCs w:val="20"/>
+              </w:rPr>
+              <w:t xml:space="preserve"> </w:t>
+            </w:r>
+            <w:r>
+              <w:rPr>
+                <w:rFonts w:ascii="Courier New" w:eastAsia="Times New Roman" w:hAnsi="Courier New" w:cs="Courier New"/>
+                <w:sz w:val="20"/>
+                <w:szCs w:val="20"/>
+              </w:rPr>
+              <w:t xml:space="preserve">String </w:t>
             </w:r>
             <w:proofErr w:type="spellStart"/>
             <w:r>
@@ -8574,7 +8166,7 @@
                 <w:sz w:val="20"/>
                 <w:szCs w:val="20"/>
               </w:rPr>
-              <w:t>PostMapping</w:t>
+              <w:t>handleFileUpload</w:t>
             </w:r>
             <w:proofErr w:type="spellEnd"/>
             <w:r>
@@ -8583,41 +8175,7 @@
                 <w:sz w:val="20"/>
                 <w:szCs w:val="20"/>
               </w:rPr>
-              <w:t>("/upload")</w:t>
-            </w:r>
-          </w:p>
-          <w:p>
-            <w:pPr>
-              <w:spacing w:after="0" w:line="240" w:lineRule="auto"/>
-              <w:rPr>
-                <w:rFonts w:ascii="Times New Roman" w:eastAsia="Times New Roman" w:hAnsi="Times New Roman" w:cs="Times New Roman"/>
-                <w:sz w:val="20"/>
-                <w:szCs w:val="20"/>
-              </w:rPr>
-            </w:pPr>
-            <w:r>
-              <w:rPr>
-                <w:rFonts w:ascii="Courier New" w:eastAsia="Times New Roman" w:hAnsi="Courier New" w:cs="Courier New"/>
-                <w:sz w:val="20"/>
-                <w:szCs w:val="20"/>
-              </w:rPr>
-              <w:t>public</w:t>
-            </w:r>
-            <w:r>
-              <w:rPr>
-                <w:rFonts w:ascii="Times New Roman" w:eastAsia="Times New Roman" w:hAnsi="Times New Roman" w:cs="Times New Roman"/>
-                <w:sz w:val="20"/>
-                <w:szCs w:val="20"/>
-              </w:rPr>
-              <w:t xml:space="preserve"> </w:t>
-            </w:r>
-            <w:r>
-              <w:rPr>
-                <w:rFonts w:ascii="Courier New" w:eastAsia="Times New Roman" w:hAnsi="Courier New" w:cs="Courier New"/>
-                <w:sz w:val="20"/>
-                <w:szCs w:val="20"/>
-              </w:rPr>
-              <w:t xml:space="preserve">String </w:t>
+              <w:t xml:space="preserve">(@RequestParam("file") </w:t>
             </w:r>
             <w:proofErr w:type="spellStart"/>
             <w:r>
@@ -8626,7 +8184,7 @@
                 <w:sz w:val="20"/>
                 <w:szCs w:val="20"/>
               </w:rPr>
-              <w:t>handleFileUpload</w:t>
+              <w:t>MultipartFile</w:t>
             </w:r>
             <w:proofErr w:type="spellEnd"/>
             <w:r>
@@ -8635,42 +8193,6 @@
                 <w:sz w:val="20"/>
                 <w:szCs w:val="20"/>
               </w:rPr>
-              <w:t>(@</w:t>
-            </w:r>
-            <w:proofErr w:type="spellStart"/>
-            <w:r>
-              <w:rPr>
-                <w:rFonts w:ascii="Courier New" w:eastAsia="Times New Roman" w:hAnsi="Courier New" w:cs="Courier New"/>
-                <w:sz w:val="20"/>
-                <w:szCs w:val="20"/>
-              </w:rPr>
-              <w:t>RequestParam</w:t>
-            </w:r>
-            <w:proofErr w:type="spellEnd"/>
-            <w:r>
-              <w:rPr>
-                <w:rFonts w:ascii="Courier New" w:eastAsia="Times New Roman" w:hAnsi="Courier New" w:cs="Courier New"/>
-                <w:sz w:val="20"/>
-                <w:szCs w:val="20"/>
-              </w:rPr>
-              <w:t xml:space="preserve">("file") </w:t>
-            </w:r>
-            <w:proofErr w:type="spellStart"/>
-            <w:r>
-              <w:rPr>
-                <w:rFonts w:ascii="Courier New" w:eastAsia="Times New Roman" w:hAnsi="Courier New" w:cs="Courier New"/>
-                <w:sz w:val="20"/>
-                <w:szCs w:val="20"/>
-              </w:rPr>
-              <w:t>MultipartFile</w:t>
-            </w:r>
-            <w:proofErr w:type="spellEnd"/>
-            <w:r>
-              <w:rPr>
-                <w:rFonts w:ascii="Courier New" w:eastAsia="Times New Roman" w:hAnsi="Courier New" w:cs="Courier New"/>
-                <w:sz w:val="20"/>
-                <w:szCs w:val="20"/>
-              </w:rPr>
               <w:t xml:space="preserve"> file) {</w:t>
             </w:r>
           </w:p>
@@ -8707,18 +8229,8 @@
                 <w:sz w:val="20"/>
                 <w:szCs w:val="20"/>
               </w:rPr>
-              <w:t>    </w:t>
-            </w:r>
-            <w:proofErr w:type="gramStart"/>
-            <w:r>
-              <w:rPr>
-                <w:rFonts w:ascii="Courier New" w:eastAsia="Times New Roman" w:hAnsi="Courier New" w:cs="Courier New"/>
-                <w:sz w:val="20"/>
-                <w:szCs w:val="20"/>
-              </w:rPr>
-              <w:t>return</w:t>
-            </w:r>
-            <w:proofErr w:type="gramEnd"/>
+              <w:t>    return</w:t>
+            </w:r>
             <w:r>
               <w:rPr>
                 <w:rFonts w:ascii="Times New Roman" w:eastAsia="Times New Roman" w:hAnsi="Times New Roman" w:cs="Times New Roman"/>
@@ -8807,22 +8319,8 @@
           <w:szCs w:val="20"/>
           <w:u w:val="single"/>
         </w:rPr>
-        <w:t>@</w:t>
-      </w:r>
-      <w:proofErr w:type="spellStart"/>
-      <w:r>
-        <w:rPr>
-          <w:rFonts w:ascii="Consolas" w:eastAsia="Times New Roman" w:hAnsi="Consolas" w:cs="Courier New"/>
-          <w:b/>
-          <w:i/>
-          <w:color w:val="222222"/>
-          <w:sz w:val="20"/>
-          <w:szCs w:val="20"/>
-          <w:u w:val="single"/>
-        </w:rPr>
-        <w:t>ConfigurationProperties</w:t>
-      </w:r>
-      <w:proofErr w:type="spellEnd"/>
+        <w:t>@ConfigurationProperties</w:t>
+      </w:r>
       <w:r>
         <w:rPr>
           <w:rFonts w:ascii="Arial" w:eastAsia="Times New Roman" w:hAnsi="Arial" w:cs="Arial"/>
@@ -8855,19 +8353,8 @@
             <w:sz w:val="20"/>
             <w:szCs w:val="20"/>
           </w:rPr>
-          <w:t>@</w:t>
+          <w:t>@ConfigurationProperties</w:t>
         </w:r>
-        <w:proofErr w:type="spellStart"/>
-        <w:r>
-          <w:rPr>
-            <w:rFonts w:ascii="Consolas" w:eastAsia="Times New Roman" w:hAnsi="Consolas" w:cs="Courier New"/>
-            <w:color w:val="6495ED"/>
-            <w:sz w:val="20"/>
-            <w:szCs w:val="20"/>
-          </w:rPr>
-          <w:t>ConfigurationProperties</w:t>
-        </w:r>
-        <w:proofErr w:type="spellEnd"/>
       </w:hyperlink>
       <w:r>
         <w:rPr>
@@ -9051,25 +8538,7 @@
                 <w:sz w:val="20"/>
                 <w:szCs w:val="20"/>
               </w:rPr>
-              <w:t>@</w:t>
-            </w:r>
-            <w:proofErr w:type="spellStart"/>
-            <w:r>
-              <w:rPr>
-                <w:rFonts w:ascii="Courier New" w:eastAsia="Times New Roman" w:hAnsi="Courier New" w:cs="Courier New"/>
-                <w:sz w:val="20"/>
-                <w:szCs w:val="20"/>
-              </w:rPr>
-              <w:t>ConfigurationProperties</w:t>
-            </w:r>
-            <w:proofErr w:type="spellEnd"/>
-            <w:r>
-              <w:rPr>
-                <w:rFonts w:ascii="Courier New" w:eastAsia="Times New Roman" w:hAnsi="Courier New" w:cs="Courier New"/>
-                <w:sz w:val="20"/>
-                <w:szCs w:val="20"/>
-              </w:rPr>
-              <w:t>(prefix = "app")</w:t>
+              <w:t>@ConfigurationProperties(prefix = "app")</w:t>
             </w:r>
           </w:p>
           <w:p>
@@ -9325,19 +8794,8 @@
           <w:sz w:val="20"/>
           <w:szCs w:val="20"/>
         </w:rPr>
-        <w:t>@</w:t>
-      </w:r>
-      <w:proofErr w:type="spellStart"/>
-      <w:r>
-        <w:rPr>
-          <w:rFonts w:ascii="Consolas" w:eastAsia="Times New Roman" w:hAnsi="Consolas" w:cs="Courier New"/>
-          <w:color w:val="222222"/>
-          <w:sz w:val="20"/>
-          <w:szCs w:val="20"/>
-        </w:rPr>
-        <w:t>EnableScheduling</w:t>
-      </w:r>
-      <w:proofErr w:type="spellEnd"/>
+        <w:t>@EnableScheduling</w:t>
+      </w:r>
       <w:r>
         <w:rPr>
           <w:rFonts w:ascii="Arial" w:eastAsia="Times New Roman" w:hAnsi="Arial" w:cs="Arial"/>
@@ -9628,7 +9086,49 @@
                 <w:sz w:val="20"/>
                 <w:szCs w:val="20"/>
               </w:rPr>
-              <w:t>@</w:t>
+              <w:t>@EnableScheduling</w:t>
+            </w:r>
+          </w:p>
+          <w:p>
+            <w:pPr>
+              <w:spacing w:after="0" w:line="240" w:lineRule="auto"/>
+              <w:rPr>
+                <w:rFonts w:ascii="Times New Roman" w:eastAsia="Times New Roman" w:hAnsi="Times New Roman" w:cs="Times New Roman"/>
+                <w:sz w:val="20"/>
+                <w:szCs w:val="20"/>
+              </w:rPr>
+            </w:pPr>
+            <w:r>
+              <w:rPr>
+                <w:rFonts w:ascii="Courier New" w:eastAsia="Times New Roman" w:hAnsi="Courier New" w:cs="Courier New"/>
+                <w:sz w:val="20"/>
+                <w:szCs w:val="20"/>
+              </w:rPr>
+              <w:t>public</w:t>
+            </w:r>
+            <w:r>
+              <w:rPr>
+                <w:rFonts w:ascii="Times New Roman" w:eastAsia="Times New Roman" w:hAnsi="Times New Roman" w:cs="Times New Roman"/>
+                <w:sz w:val="20"/>
+                <w:szCs w:val="20"/>
+              </w:rPr>
+              <w:t xml:space="preserve"> </w:t>
+            </w:r>
+            <w:r>
+              <w:rPr>
+                <w:rFonts w:ascii="Courier New" w:eastAsia="Times New Roman" w:hAnsi="Courier New" w:cs="Courier New"/>
+                <w:sz w:val="20"/>
+                <w:szCs w:val="20"/>
+              </w:rPr>
+              <w:t>class</w:t>
+            </w:r>
+            <w:r>
+              <w:rPr>
+                <w:rFonts w:ascii="Times New Roman" w:eastAsia="Times New Roman" w:hAnsi="Times New Roman" w:cs="Times New Roman"/>
+                <w:sz w:val="20"/>
+                <w:szCs w:val="20"/>
+              </w:rPr>
+              <w:t xml:space="preserve"> </w:t>
             </w:r>
             <w:proofErr w:type="spellStart"/>
             <w:r>
@@ -9637,9 +9137,71 @@
                 <w:sz w:val="20"/>
                 <w:szCs w:val="20"/>
               </w:rPr>
-              <w:t>EnableScheduling</w:t>
+              <w:t>SchedulingConfig</w:t>
             </w:r>
             <w:proofErr w:type="spellEnd"/>
+            <w:r>
+              <w:rPr>
+                <w:rFonts w:ascii="Courier New" w:eastAsia="Times New Roman" w:hAnsi="Courier New" w:cs="Courier New"/>
+                <w:sz w:val="20"/>
+                <w:szCs w:val="20"/>
+              </w:rPr>
+              <w:t xml:space="preserve"> {</w:t>
+            </w:r>
+          </w:p>
+          <w:p>
+            <w:pPr>
+              <w:spacing w:after="0" w:line="240" w:lineRule="auto"/>
+              <w:rPr>
+                <w:rFonts w:ascii="Times New Roman" w:eastAsia="Times New Roman" w:hAnsi="Times New Roman" w:cs="Times New Roman"/>
+                <w:sz w:val="20"/>
+                <w:szCs w:val="20"/>
+              </w:rPr>
+            </w:pPr>
+            <w:r>
+              <w:rPr>
+                <w:rFonts w:ascii="Courier New" w:eastAsia="Times New Roman" w:hAnsi="Courier New" w:cs="Courier New"/>
+                <w:sz w:val="20"/>
+                <w:szCs w:val="20"/>
+              </w:rPr>
+              <w:t>}</w:t>
+            </w:r>
+          </w:p>
+          <w:p>
+            <w:pPr>
+              <w:spacing w:after="0" w:line="240" w:lineRule="auto"/>
+              <w:rPr>
+                <w:rFonts w:ascii="Times New Roman" w:eastAsia="Times New Roman" w:hAnsi="Times New Roman" w:cs="Times New Roman"/>
+                <w:sz w:val="20"/>
+                <w:szCs w:val="20"/>
+              </w:rPr>
+            </w:pPr>
+            <w:r>
+              <w:rPr>
+                <w:rFonts w:ascii="Times New Roman" w:eastAsia="Times New Roman" w:hAnsi="Times New Roman" w:cs="Times New Roman"/>
+                <w:sz w:val="20"/>
+                <w:szCs w:val="20"/>
+              </w:rPr>
+              <w:t> </w:t>
+            </w:r>
+          </w:p>
+          <w:p>
+            <w:pPr>
+              <w:spacing w:after="0" w:line="240" w:lineRule="auto"/>
+              <w:rPr>
+                <w:rFonts w:ascii="Times New Roman" w:eastAsia="Times New Roman" w:hAnsi="Times New Roman" w:cs="Times New Roman"/>
+                <w:sz w:val="20"/>
+                <w:szCs w:val="20"/>
+              </w:rPr>
+            </w:pPr>
+            <w:r>
+              <w:rPr>
+                <w:rFonts w:ascii="Courier New" w:eastAsia="Times New Roman" w:hAnsi="Courier New" w:cs="Courier New"/>
+                <w:sz w:val="20"/>
+                <w:szCs w:val="20"/>
+              </w:rPr>
+              <w:t>@Component</w:t>
+            </w:r>
           </w:p>
           <w:p>
             <w:pPr>
@@ -9689,7 +9251,7 @@
                 <w:sz w:val="20"/>
                 <w:szCs w:val="20"/>
               </w:rPr>
-              <w:t>SchedulingConfig</w:t>
+              <w:t>ScheduledTasks</w:t>
             </w:r>
             <w:proofErr w:type="spellEnd"/>
             <w:r>
@@ -9716,139 +9278,7 @@
                 <w:sz w:val="20"/>
                 <w:szCs w:val="20"/>
               </w:rPr>
-              <w:t>}</w:t>
-            </w:r>
-          </w:p>
-          <w:p>
-            <w:pPr>
-              <w:spacing w:after="0" w:line="240" w:lineRule="auto"/>
-              <w:rPr>
-                <w:rFonts w:ascii="Times New Roman" w:eastAsia="Times New Roman" w:hAnsi="Times New Roman" w:cs="Times New Roman"/>
-                <w:sz w:val="20"/>
-                <w:szCs w:val="20"/>
-              </w:rPr>
-            </w:pPr>
-            <w:r>
-              <w:rPr>
-                <w:rFonts w:ascii="Times New Roman" w:eastAsia="Times New Roman" w:hAnsi="Times New Roman" w:cs="Times New Roman"/>
-                <w:sz w:val="20"/>
-                <w:szCs w:val="20"/>
-              </w:rPr>
-              <w:t> </w:t>
-            </w:r>
-          </w:p>
-          <w:p>
-            <w:pPr>
-              <w:spacing w:after="0" w:line="240" w:lineRule="auto"/>
-              <w:rPr>
-                <w:rFonts w:ascii="Times New Roman" w:eastAsia="Times New Roman" w:hAnsi="Times New Roman" w:cs="Times New Roman"/>
-                <w:sz w:val="20"/>
-                <w:szCs w:val="20"/>
-              </w:rPr>
-            </w:pPr>
-            <w:r>
-              <w:rPr>
-                <w:rFonts w:ascii="Courier New" w:eastAsia="Times New Roman" w:hAnsi="Courier New" w:cs="Courier New"/>
-                <w:sz w:val="20"/>
-                <w:szCs w:val="20"/>
-              </w:rPr>
-              <w:t>@Component</w:t>
-            </w:r>
-          </w:p>
-          <w:p>
-            <w:pPr>
-              <w:spacing w:after="0" w:line="240" w:lineRule="auto"/>
-              <w:rPr>
-                <w:rFonts w:ascii="Times New Roman" w:eastAsia="Times New Roman" w:hAnsi="Times New Roman" w:cs="Times New Roman"/>
-                <w:sz w:val="20"/>
-                <w:szCs w:val="20"/>
-              </w:rPr>
-            </w:pPr>
-            <w:r>
-              <w:rPr>
-                <w:rFonts w:ascii="Courier New" w:eastAsia="Times New Roman" w:hAnsi="Courier New" w:cs="Courier New"/>
-                <w:sz w:val="20"/>
-                <w:szCs w:val="20"/>
-              </w:rPr>
-              <w:t>public</w:t>
-            </w:r>
-            <w:r>
-              <w:rPr>
-                <w:rFonts w:ascii="Times New Roman" w:eastAsia="Times New Roman" w:hAnsi="Times New Roman" w:cs="Times New Roman"/>
-                <w:sz w:val="20"/>
-                <w:szCs w:val="20"/>
-              </w:rPr>
-              <w:t xml:space="preserve"> </w:t>
-            </w:r>
-            <w:r>
-              <w:rPr>
-                <w:rFonts w:ascii="Courier New" w:eastAsia="Times New Roman" w:hAnsi="Courier New" w:cs="Courier New"/>
-                <w:sz w:val="20"/>
-                <w:szCs w:val="20"/>
-              </w:rPr>
-              <w:t>class</w:t>
-            </w:r>
-            <w:r>
-              <w:rPr>
-                <w:rFonts w:ascii="Times New Roman" w:eastAsia="Times New Roman" w:hAnsi="Times New Roman" w:cs="Times New Roman"/>
-                <w:sz w:val="20"/>
-                <w:szCs w:val="20"/>
-              </w:rPr>
-              <w:t xml:space="preserve"> </w:t>
-            </w:r>
-            <w:proofErr w:type="spellStart"/>
-            <w:r>
-              <w:rPr>
-                <w:rFonts w:ascii="Courier New" w:eastAsia="Times New Roman" w:hAnsi="Courier New" w:cs="Courier New"/>
-                <w:sz w:val="20"/>
-                <w:szCs w:val="20"/>
-              </w:rPr>
-              <w:t>ScheduledTasks</w:t>
-            </w:r>
-            <w:proofErr w:type="spellEnd"/>
-            <w:r>
-              <w:rPr>
-                <w:rFonts w:ascii="Courier New" w:eastAsia="Times New Roman" w:hAnsi="Courier New" w:cs="Courier New"/>
-                <w:sz w:val="20"/>
-                <w:szCs w:val="20"/>
-              </w:rPr>
-              <w:t xml:space="preserve"> {</w:t>
-            </w:r>
-          </w:p>
-          <w:p>
-            <w:pPr>
-              <w:spacing w:after="0" w:line="240" w:lineRule="auto"/>
-              <w:rPr>
-                <w:rFonts w:ascii="Times New Roman" w:eastAsia="Times New Roman" w:hAnsi="Times New Roman" w:cs="Times New Roman"/>
-                <w:sz w:val="20"/>
-                <w:szCs w:val="20"/>
-              </w:rPr>
-            </w:pPr>
-            <w:r>
-              <w:rPr>
-                <w:rFonts w:ascii="Courier New" w:eastAsia="Times New Roman" w:hAnsi="Courier New" w:cs="Courier New"/>
-                <w:sz w:val="20"/>
-                <w:szCs w:val="20"/>
-              </w:rPr>
-              <w:t>    @Scheduled(</w:t>
-            </w:r>
-            <w:proofErr w:type="spellStart"/>
-            <w:r>
-              <w:rPr>
-                <w:rFonts w:ascii="Courier New" w:eastAsia="Times New Roman" w:hAnsi="Courier New" w:cs="Courier New"/>
-                <w:sz w:val="20"/>
-                <w:szCs w:val="20"/>
-              </w:rPr>
-              <w:t>fixedRate</w:t>
-            </w:r>
-            <w:proofErr w:type="spellEnd"/>
-            <w:r>
-              <w:rPr>
-                <w:rFonts w:ascii="Courier New" w:eastAsia="Times New Roman" w:hAnsi="Courier New" w:cs="Courier New"/>
-                <w:sz w:val="20"/>
-                <w:szCs w:val="20"/>
-              </w:rPr>
-              <w:t xml:space="preserve"> = 5000)</w:t>
+              <w:t>    @Scheduled(fixedRate = 5000)</w:t>
             </w:r>
           </w:p>
           <w:p>
@@ -10056,33 +9486,7 @@
           <w:szCs w:val="20"/>
           <w:u w:val="single"/>
         </w:rPr>
-        <w:t xml:space="preserve">31. How can you use Spring Boot with </w:t>
-      </w:r>
-      <w:proofErr w:type="spellStart"/>
-      <w:r>
-        <w:rPr>
-          <w:rFonts w:ascii="Arial" w:eastAsia="Times New Roman" w:hAnsi="Arial" w:cs="Arial"/>
-          <w:b/>
-          <w:i/>
-          <w:color w:val="222222"/>
-          <w:sz w:val="20"/>
-          <w:szCs w:val="20"/>
-          <w:u w:val="single"/>
-        </w:rPr>
-        <w:t>Kotlin</w:t>
-      </w:r>
-      <w:proofErr w:type="spellEnd"/>
-      <w:r>
-        <w:rPr>
-          <w:rFonts w:ascii="Arial" w:eastAsia="Times New Roman" w:hAnsi="Arial" w:cs="Arial"/>
-          <w:b/>
-          <w:i/>
-          <w:color w:val="222222"/>
-          <w:sz w:val="20"/>
-          <w:szCs w:val="20"/>
-          <w:u w:val="single"/>
-        </w:rPr>
-        <w:t>?</w:t>
+        <w:t>31. How can you use Spring Boot with Kotlin?</w:t>
       </w:r>
     </w:p>
     <w:p>
@@ -10103,67 +9507,7 @@
           <w:sz w:val="20"/>
           <w:szCs w:val="20"/>
         </w:rPr>
-        <w:t xml:space="preserve">Spring Boot supports </w:t>
-      </w:r>
-      <w:proofErr w:type="spellStart"/>
-      <w:r>
-        <w:rPr>
-          <w:rFonts w:ascii="Arial" w:eastAsia="Times New Roman" w:hAnsi="Arial" w:cs="Arial"/>
-          <w:color w:val="222222"/>
-          <w:sz w:val="20"/>
-          <w:szCs w:val="20"/>
-        </w:rPr>
-        <w:t>Kotlin</w:t>
-      </w:r>
-      <w:proofErr w:type="spellEnd"/>
-      <w:r>
-        <w:rPr>
-          <w:rFonts w:ascii="Arial" w:eastAsia="Times New Roman" w:hAnsi="Arial" w:cs="Arial"/>
-          <w:color w:val="222222"/>
-          <w:sz w:val="20"/>
-          <w:szCs w:val="20"/>
-        </w:rPr>
-        <w:t xml:space="preserve">. Create a Spring Boot application using </w:t>
-      </w:r>
-      <w:proofErr w:type="spellStart"/>
-      <w:r>
-        <w:rPr>
-          <w:rFonts w:ascii="Arial" w:eastAsia="Times New Roman" w:hAnsi="Arial" w:cs="Arial"/>
-          <w:color w:val="222222"/>
-          <w:sz w:val="20"/>
-          <w:szCs w:val="20"/>
-        </w:rPr>
-        <w:t>Kotlin</w:t>
-      </w:r>
-      <w:proofErr w:type="spellEnd"/>
-      <w:r>
-        <w:rPr>
-          <w:rFonts w:ascii="Arial" w:eastAsia="Times New Roman" w:hAnsi="Arial" w:cs="Arial"/>
-          <w:color w:val="222222"/>
-          <w:sz w:val="20"/>
-          <w:szCs w:val="20"/>
-        </w:rPr>
-        <w:t xml:space="preserve"> by adding the necessary dependencies and configuring the project. </w:t>
-      </w:r>
-      <w:proofErr w:type="spellStart"/>
-      <w:r>
-        <w:rPr>
-          <w:rFonts w:ascii="Arial" w:eastAsia="Times New Roman" w:hAnsi="Arial" w:cs="Arial"/>
-          <w:color w:val="222222"/>
-          <w:sz w:val="20"/>
-          <w:szCs w:val="20"/>
-        </w:rPr>
-        <w:t>Kotlin’s</w:t>
-      </w:r>
-      <w:proofErr w:type="spellEnd"/>
-      <w:r>
-        <w:rPr>
-          <w:rFonts w:ascii="Arial" w:eastAsia="Times New Roman" w:hAnsi="Arial" w:cs="Arial"/>
-          <w:color w:val="222222"/>
-          <w:sz w:val="20"/>
-          <w:szCs w:val="20"/>
-        </w:rPr>
-        <w:t xml:space="preserve"> concise syntax can make the code more readable and maintainable.</w:t>
+        <w:t>Spring Boot supports Kotlin. Create a Spring Boot application using Kotlin by adding the necessary dependencies and configuring the project. Kotlin’s concise syntax can make the code more readable and maintainable.</w:t>
       </w:r>
     </w:p>
     <w:p>
@@ -10260,27 +9604,7 @@
           <w:sz w:val="20"/>
           <w:szCs w:val="20"/>
         </w:rPr>
-        <w:t xml:space="preserve"> is a reactive web framework in the </w:t>
-      </w:r>
-      <w:proofErr w:type="gramStart"/>
-      <w:r>
-        <w:rPr>
-          <w:rFonts w:ascii="Arial" w:eastAsia="Times New Roman" w:hAnsi="Arial" w:cs="Arial"/>
-          <w:color w:val="222222"/>
-          <w:sz w:val="20"/>
-          <w:szCs w:val="20"/>
-        </w:rPr>
-        <w:t>Spring</w:t>
-      </w:r>
-      <w:proofErr w:type="gramEnd"/>
-      <w:r>
-        <w:rPr>
-          <w:rFonts w:ascii="Arial" w:eastAsia="Times New Roman" w:hAnsi="Arial" w:cs="Arial"/>
-          <w:color w:val="222222"/>
-          <w:sz w:val="20"/>
-          <w:szCs w:val="20"/>
-        </w:rPr>
-        <w:t xml:space="preserve"> ecosystem, designed for building reactive and non-blocking web applications. It uses the Reactor project for its reactive support.</w:t>
+        <w:t> is a reactive web framework in the Spring ecosystem, designed for building reactive and non-blocking web applications. It uses the Reactor project for its reactive support.</w:t>
       </w:r>
     </w:p>
     <w:p>
@@ -10338,19 +9662,8 @@
           <w:sz w:val="20"/>
           <w:szCs w:val="20"/>
         </w:rPr>
-        <w:t>@</w:t>
-      </w:r>
-      <w:proofErr w:type="spellStart"/>
-      <w:r>
-        <w:rPr>
-          <w:rFonts w:ascii="Consolas" w:eastAsia="Times New Roman" w:hAnsi="Consolas" w:cs="Courier New"/>
-          <w:color w:val="222222"/>
-          <w:sz w:val="20"/>
-          <w:szCs w:val="20"/>
-        </w:rPr>
-        <w:t>CrossOrigin</w:t>
-      </w:r>
-      <w:proofErr w:type="spellEnd"/>
+        <w:t>@CrossOrigin</w:t>
+      </w:r>
       <w:r>
         <w:rPr>
           <w:rFonts w:ascii="Arial" w:eastAsia="Times New Roman" w:hAnsi="Arial" w:cs="Arial"/>
@@ -10571,53 +9884,25 @@
                 <w:sz w:val="20"/>
                 <w:szCs w:val="20"/>
               </w:rPr>
-              <w:t>@</w:t>
-            </w:r>
-            <w:proofErr w:type="spellStart"/>
-            <w:r>
-              <w:rPr>
-                <w:rFonts w:ascii="Courier New" w:eastAsia="Times New Roman" w:hAnsi="Courier New" w:cs="Courier New"/>
-                <w:sz w:val="20"/>
-                <w:szCs w:val="20"/>
-              </w:rPr>
-              <w:t>RestController</w:t>
-            </w:r>
-            <w:proofErr w:type="spellEnd"/>
-          </w:p>
-          <w:p>
-            <w:pPr>
-              <w:spacing w:after="0" w:line="240" w:lineRule="auto"/>
-              <w:rPr>
-                <w:rFonts w:ascii="Times New Roman" w:eastAsia="Times New Roman" w:hAnsi="Times New Roman" w:cs="Times New Roman"/>
-                <w:sz w:val="20"/>
-                <w:szCs w:val="20"/>
-              </w:rPr>
-            </w:pPr>
-            <w:r>
-              <w:rPr>
-                <w:rFonts w:ascii="Courier New" w:eastAsia="Times New Roman" w:hAnsi="Courier New" w:cs="Courier New"/>
-                <w:sz w:val="20"/>
-                <w:szCs w:val="20"/>
-              </w:rPr>
-              <w:t>@</w:t>
-            </w:r>
-            <w:proofErr w:type="spellStart"/>
-            <w:r>
-              <w:rPr>
-                <w:rFonts w:ascii="Courier New" w:eastAsia="Times New Roman" w:hAnsi="Courier New" w:cs="Courier New"/>
-                <w:sz w:val="20"/>
-                <w:szCs w:val="20"/>
-              </w:rPr>
-              <w:t>CrossOrigin</w:t>
-            </w:r>
-            <w:proofErr w:type="spellEnd"/>
-            <w:r>
-              <w:rPr>
-                <w:rFonts w:ascii="Courier New" w:eastAsia="Times New Roman" w:hAnsi="Courier New" w:cs="Courier New"/>
-                <w:sz w:val="20"/>
-                <w:szCs w:val="20"/>
-              </w:rPr>
-              <w:t>(origins = "</w:t>
+              <w:t>@RestController</w:t>
+            </w:r>
+          </w:p>
+          <w:p>
+            <w:pPr>
+              <w:spacing w:after="0" w:line="240" w:lineRule="auto"/>
+              <w:rPr>
+                <w:rFonts w:ascii="Times New Roman" w:eastAsia="Times New Roman" w:hAnsi="Times New Roman" w:cs="Times New Roman"/>
+                <w:sz w:val="20"/>
+                <w:szCs w:val="20"/>
+              </w:rPr>
+            </w:pPr>
+            <w:r>
+              <w:rPr>
+                <w:rFonts w:ascii="Courier New" w:eastAsia="Times New Roman" w:hAnsi="Courier New" w:cs="Courier New"/>
+                <w:sz w:val="20"/>
+                <w:szCs w:val="20"/>
+              </w:rPr>
+              <w:t>@CrossOrigin(origins = "</w:t>
             </w:r>
             <w:hyperlink r:id="rId17" w:history="1">
               <w:r>
@@ -10714,25 +9999,7 @@
                 <w:sz w:val="20"/>
                 <w:szCs w:val="20"/>
               </w:rPr>
-              <w:t>    @</w:t>
-            </w:r>
-            <w:proofErr w:type="spellStart"/>
-            <w:r>
-              <w:rPr>
-                <w:rFonts w:ascii="Courier New" w:eastAsia="Times New Roman" w:hAnsi="Courier New" w:cs="Courier New"/>
-                <w:sz w:val="20"/>
-                <w:szCs w:val="20"/>
-              </w:rPr>
-              <w:t>GetMapping</w:t>
-            </w:r>
-            <w:proofErr w:type="spellEnd"/>
-            <w:r>
-              <w:rPr>
-                <w:rFonts w:ascii="Courier New" w:eastAsia="Times New Roman" w:hAnsi="Courier New" w:cs="Courier New"/>
-                <w:sz w:val="20"/>
-                <w:szCs w:val="20"/>
-              </w:rPr>
-              <w:t>("/greeting")</w:t>
+              <w:t>    @GetMapping("/greeting")</w:t>
             </w:r>
           </w:p>
           <w:p>
@@ -10784,18 +10051,8 @@
                 <w:sz w:val="20"/>
                 <w:szCs w:val="20"/>
               </w:rPr>
-              <w:t>        </w:t>
-            </w:r>
-            <w:proofErr w:type="gramStart"/>
-            <w:r>
-              <w:rPr>
-                <w:rFonts w:ascii="Courier New" w:eastAsia="Times New Roman" w:hAnsi="Courier New" w:cs="Courier New"/>
-                <w:sz w:val="20"/>
-                <w:szCs w:val="20"/>
-              </w:rPr>
-              <w:t>return</w:t>
-            </w:r>
-            <w:proofErr w:type="gramEnd"/>
+              <w:t>        return</w:t>
+            </w:r>
             <w:r>
               <w:rPr>
                 <w:rFonts w:ascii="Times New Roman" w:eastAsia="Times New Roman" w:hAnsi="Times New Roman" w:cs="Times New Roman"/>
@@ -10877,33 +10134,7 @@
           <w:szCs w:val="20"/>
           <w:u w:val="single"/>
         </w:rPr>
-        <w:t xml:space="preserve">34. How do you use </w:t>
-      </w:r>
-      <w:proofErr w:type="spellStart"/>
-      <w:r>
-        <w:rPr>
-          <w:rFonts w:ascii="Arial" w:eastAsia="Times New Roman" w:hAnsi="Arial" w:cs="Arial"/>
-          <w:b/>
-          <w:i/>
-          <w:color w:val="222222"/>
-          <w:sz w:val="20"/>
-          <w:szCs w:val="20"/>
-          <w:u w:val="single"/>
-        </w:rPr>
-        <w:t>Redis</w:t>
-      </w:r>
-      <w:proofErr w:type="spellEnd"/>
-      <w:r>
-        <w:rPr>
-          <w:rFonts w:ascii="Arial" w:eastAsia="Times New Roman" w:hAnsi="Arial" w:cs="Arial"/>
-          <w:b/>
-          <w:i/>
-          <w:color w:val="222222"/>
-          <w:sz w:val="20"/>
-          <w:szCs w:val="20"/>
-          <w:u w:val="single"/>
-        </w:rPr>
-        <w:t xml:space="preserve"> with Spring Boot?</w:t>
+        <w:t>34. How do you use Redis with Spring Boot?</w:t>
       </w:r>
     </w:p>
     <w:p>
@@ -10924,17 +10155,26 @@
           <w:sz w:val="20"/>
           <w:szCs w:val="20"/>
         </w:rPr>
-        <w:t xml:space="preserve">Use </w:t>
+        <w:t>Use Redis with Spring Boot by adding the </w:t>
+      </w:r>
+      <w:r>
+        <w:rPr>
+          <w:rFonts w:ascii="Consolas" w:eastAsia="Times New Roman" w:hAnsi="Consolas" w:cs="Courier New"/>
+          <w:color w:val="222222"/>
+          <w:sz w:val="20"/>
+          <w:szCs w:val="20"/>
+        </w:rPr>
+        <w:t>spring-boot-starter-data-</w:t>
       </w:r>
       <w:proofErr w:type="spellStart"/>
       <w:r>
         <w:rPr>
-          <w:rFonts w:ascii="Arial" w:eastAsia="Times New Roman" w:hAnsi="Arial" w:cs="Arial"/>
-          <w:color w:val="222222"/>
-          <w:sz w:val="20"/>
-          <w:szCs w:val="20"/>
-        </w:rPr>
-        <w:t>Redis</w:t>
+          <w:rFonts w:ascii="Consolas" w:eastAsia="Times New Roman" w:hAnsi="Consolas" w:cs="Courier New"/>
+          <w:color w:val="222222"/>
+          <w:sz w:val="20"/>
+          <w:szCs w:val="20"/>
+        </w:rPr>
+        <w:t>redis</w:t>
       </w:r>
       <w:proofErr w:type="spellEnd"/>
       <w:r>
@@ -10944,56 +10184,7 @@
           <w:sz w:val="20"/>
           <w:szCs w:val="20"/>
         </w:rPr>
-        <w:t xml:space="preserve"> with Spring Boot by adding the </w:t>
-      </w:r>
-      <w:r>
-        <w:rPr>
-          <w:rFonts w:ascii="Consolas" w:eastAsia="Times New Roman" w:hAnsi="Consolas" w:cs="Courier New"/>
-          <w:color w:val="222222"/>
-          <w:sz w:val="20"/>
-          <w:szCs w:val="20"/>
-        </w:rPr>
-        <w:t>spring-boot-starter-data-</w:t>
-      </w:r>
-      <w:proofErr w:type="spellStart"/>
-      <w:r>
-        <w:rPr>
-          <w:rFonts w:ascii="Consolas" w:eastAsia="Times New Roman" w:hAnsi="Consolas" w:cs="Courier New"/>
-          <w:color w:val="222222"/>
-          <w:sz w:val="20"/>
-          <w:szCs w:val="20"/>
-        </w:rPr>
-        <w:t>redis</w:t>
-      </w:r>
-      <w:proofErr w:type="spellEnd"/>
-      <w:r>
-        <w:rPr>
-          <w:rFonts w:ascii="Arial" w:eastAsia="Times New Roman" w:hAnsi="Arial" w:cs="Arial"/>
-          <w:color w:val="222222"/>
-          <w:sz w:val="20"/>
-          <w:szCs w:val="20"/>
-        </w:rPr>
-        <w:t xml:space="preserve"> dependency and configuring </w:t>
-      </w:r>
-      <w:proofErr w:type="spellStart"/>
-      <w:r>
-        <w:rPr>
-          <w:rFonts w:ascii="Arial" w:eastAsia="Times New Roman" w:hAnsi="Arial" w:cs="Arial"/>
-          <w:color w:val="222222"/>
-          <w:sz w:val="20"/>
-          <w:szCs w:val="20"/>
-        </w:rPr>
-        <w:t>Redis</w:t>
-      </w:r>
-      <w:proofErr w:type="spellEnd"/>
-      <w:r>
-        <w:rPr>
-          <w:rFonts w:ascii="Arial" w:eastAsia="Times New Roman" w:hAnsi="Arial" w:cs="Arial"/>
-          <w:color w:val="222222"/>
-          <w:sz w:val="20"/>
-          <w:szCs w:val="20"/>
-        </w:rPr>
-        <w:t xml:space="preserve"> properties in </w:t>
+        <w:t> dependency and configuring Redis properties in </w:t>
       </w:r>
       <w:proofErr w:type="spellStart"/>
       <w:r>
@@ -11108,18 +10299,8 @@
                 <w:sz w:val="20"/>
                 <w:szCs w:val="20"/>
               </w:rPr>
-              <w:t>=</w:t>
-            </w:r>
-            <w:proofErr w:type="spellStart"/>
-            <w:r>
-              <w:rPr>
-                <w:rFonts w:ascii="Courier New" w:eastAsia="Times New Roman" w:hAnsi="Courier New" w:cs="Courier New"/>
-                <w:sz w:val="20"/>
-                <w:szCs w:val="20"/>
-              </w:rPr>
-              <w:t>localhost</w:t>
-            </w:r>
-            <w:proofErr w:type="spellEnd"/>
+              <w:t>=localhost</w:t>
+            </w:r>
           </w:p>
           <w:p>
             <w:pPr>
@@ -11232,27 +10413,7 @@
           <w:sz w:val="20"/>
           <w:szCs w:val="20"/>
         </w:rPr>
-        <w:t xml:space="preserve"> provides tools for building </w:t>
-      </w:r>
-      <w:proofErr w:type="spellStart"/>
-      <w:r>
-        <w:rPr>
-          <w:rFonts w:ascii="Arial" w:eastAsia="Times New Roman" w:hAnsi="Arial" w:cs="Arial"/>
-          <w:color w:val="222222"/>
-          <w:sz w:val="20"/>
-          <w:szCs w:val="20"/>
-        </w:rPr>
-        <w:t>microservices</w:t>
-      </w:r>
-      <w:proofErr w:type="spellEnd"/>
-      <w:r>
-        <w:rPr>
-          <w:rFonts w:ascii="Arial" w:eastAsia="Times New Roman" w:hAnsi="Arial" w:cs="Arial"/>
-          <w:color w:val="222222"/>
-          <w:sz w:val="20"/>
-          <w:szCs w:val="20"/>
-        </w:rPr>
-        <w:t xml:space="preserve"> and distributed systems on top of Spring Boot. It offers features like configuration management, service discovery, and circuit breakers.</w:t>
+        <w:t> provides tools for building microservices and distributed systems on top of Spring Boot. It offers features like configuration management, service discovery, and circuit breakers.</w:t>
       </w:r>
     </w:p>
     <w:p>
@@ -11310,87 +10471,74 @@
           <w:sz w:val="20"/>
           <w:szCs w:val="20"/>
         </w:rPr>
-        <w:t>@</w:t>
+        <w:t>@EnableCaching</w:t>
+      </w:r>
+      <w:r>
+        <w:rPr>
+          <w:rFonts w:ascii="Arial" w:eastAsia="Times New Roman" w:hAnsi="Arial" w:cs="Arial"/>
+          <w:color w:val="222222"/>
+          <w:sz w:val="20"/>
+          <w:szCs w:val="20"/>
+        </w:rPr>
+        <w:t xml:space="preserve"> annotation and a caching library like </w:t>
       </w:r>
       <w:proofErr w:type="spellStart"/>
       <w:r>
         <w:rPr>
+          <w:rFonts w:ascii="Arial" w:eastAsia="Times New Roman" w:hAnsi="Arial" w:cs="Arial"/>
+          <w:color w:val="222222"/>
+          <w:sz w:val="20"/>
+          <w:szCs w:val="20"/>
+        </w:rPr>
+        <w:t>EhCache</w:t>
+      </w:r>
+      <w:proofErr w:type="spellEnd"/>
+      <w:r>
+        <w:rPr>
+          <w:rFonts w:ascii="Arial" w:eastAsia="Times New Roman" w:hAnsi="Arial" w:cs="Arial"/>
+          <w:color w:val="222222"/>
+          <w:sz w:val="20"/>
+          <w:szCs w:val="20"/>
+        </w:rPr>
+        <w:t xml:space="preserve">, </w:t>
+      </w:r>
+      <w:proofErr w:type="spellStart"/>
+      <w:r>
+        <w:rPr>
+          <w:rFonts w:ascii="Arial" w:eastAsia="Times New Roman" w:hAnsi="Arial" w:cs="Arial"/>
+          <w:color w:val="222222"/>
+          <w:sz w:val="20"/>
+          <w:szCs w:val="20"/>
+        </w:rPr>
+        <w:t>Hazelcast</w:t>
+      </w:r>
+      <w:proofErr w:type="spellEnd"/>
+      <w:r>
+        <w:rPr>
+          <w:rFonts w:ascii="Arial" w:eastAsia="Times New Roman" w:hAnsi="Arial" w:cs="Arial"/>
+          <w:color w:val="222222"/>
+          <w:sz w:val="20"/>
+          <w:szCs w:val="20"/>
+        </w:rPr>
+        <w:t>, or Redis. Annotate methods with </w:t>
+      </w:r>
+      <w:r>
+        <w:rPr>
           <w:rFonts w:ascii="Consolas" w:eastAsia="Times New Roman" w:hAnsi="Consolas" w:cs="Courier New"/>
           <w:color w:val="222222"/>
           <w:sz w:val="20"/>
           <w:szCs w:val="20"/>
         </w:rPr>
-        <w:t>EnableCaching</w:t>
-      </w:r>
-      <w:proofErr w:type="spellEnd"/>
-      <w:r>
-        <w:rPr>
-          <w:rFonts w:ascii="Arial" w:eastAsia="Times New Roman" w:hAnsi="Arial" w:cs="Arial"/>
-          <w:color w:val="222222"/>
-          <w:sz w:val="20"/>
-          <w:szCs w:val="20"/>
-        </w:rPr>
-        <w:t xml:space="preserve"> annotation and a caching library like </w:t>
-      </w:r>
-      <w:proofErr w:type="spellStart"/>
-      <w:r>
-        <w:rPr>
-          <w:rFonts w:ascii="Arial" w:eastAsia="Times New Roman" w:hAnsi="Arial" w:cs="Arial"/>
-          <w:color w:val="222222"/>
-          <w:sz w:val="20"/>
-          <w:szCs w:val="20"/>
-        </w:rPr>
-        <w:t>EhCache</w:t>
-      </w:r>
-      <w:proofErr w:type="spellEnd"/>
-      <w:r>
-        <w:rPr>
-          <w:rFonts w:ascii="Arial" w:eastAsia="Times New Roman" w:hAnsi="Arial" w:cs="Arial"/>
-          <w:color w:val="222222"/>
-          <w:sz w:val="20"/>
-          <w:szCs w:val="20"/>
-        </w:rPr>
-        <w:t xml:space="preserve">, </w:t>
-      </w:r>
-      <w:proofErr w:type="spellStart"/>
-      <w:r>
-        <w:rPr>
-          <w:rFonts w:ascii="Arial" w:eastAsia="Times New Roman" w:hAnsi="Arial" w:cs="Arial"/>
-          <w:color w:val="222222"/>
-          <w:sz w:val="20"/>
-          <w:szCs w:val="20"/>
-        </w:rPr>
-        <w:t>Hazelcast</w:t>
-      </w:r>
-      <w:proofErr w:type="spellEnd"/>
-      <w:r>
-        <w:rPr>
-          <w:rFonts w:ascii="Arial" w:eastAsia="Times New Roman" w:hAnsi="Arial" w:cs="Arial"/>
-          <w:color w:val="222222"/>
-          <w:sz w:val="20"/>
-          <w:szCs w:val="20"/>
-        </w:rPr>
-        <w:t xml:space="preserve">, or </w:t>
-      </w:r>
-      <w:proofErr w:type="spellStart"/>
-      <w:r>
-        <w:rPr>
-          <w:rFonts w:ascii="Arial" w:eastAsia="Times New Roman" w:hAnsi="Arial" w:cs="Arial"/>
-          <w:color w:val="222222"/>
-          <w:sz w:val="20"/>
-          <w:szCs w:val="20"/>
-        </w:rPr>
-        <w:t>Redis</w:t>
-      </w:r>
-      <w:proofErr w:type="spellEnd"/>
-      <w:r>
-        <w:rPr>
-          <w:rFonts w:ascii="Arial" w:eastAsia="Times New Roman" w:hAnsi="Arial" w:cs="Arial"/>
-          <w:color w:val="222222"/>
-          <w:sz w:val="20"/>
-          <w:szCs w:val="20"/>
-        </w:rPr>
-        <w:t>. Annotate methods with </w:t>
+        <w:t>@Cacheable</w:t>
+      </w:r>
+      <w:r>
+        <w:rPr>
+          <w:rFonts w:ascii="Arial" w:eastAsia="Times New Roman" w:hAnsi="Arial" w:cs="Arial"/>
+          <w:color w:val="222222"/>
+          <w:sz w:val="20"/>
+          <w:szCs w:val="20"/>
+        </w:rPr>
+        <w:t>, </w:t>
       </w:r>
       <w:r>
         <w:rPr>
@@ -11399,16 +10547,16 @@
           <w:sz w:val="20"/>
           <w:szCs w:val="20"/>
         </w:rPr>
-        <w:t>@Cacheable</w:t>
-      </w:r>
-      <w:r>
-        <w:rPr>
-          <w:rFonts w:ascii="Arial" w:eastAsia="Times New Roman" w:hAnsi="Arial" w:cs="Arial"/>
-          <w:color w:val="222222"/>
-          <w:sz w:val="20"/>
-          <w:szCs w:val="20"/>
-        </w:rPr>
-        <w:t>, </w:t>
+        <w:t>@CachePut</w:t>
+      </w:r>
+      <w:r>
+        <w:rPr>
+          <w:rFonts w:ascii="Arial" w:eastAsia="Times New Roman" w:hAnsi="Arial" w:cs="Arial"/>
+          <w:color w:val="222222"/>
+          <w:sz w:val="20"/>
+          <w:szCs w:val="20"/>
+        </w:rPr>
+        <w:t>, and </w:t>
       </w:r>
       <w:r>
         <w:rPr>
@@ -11417,48 +10565,8 @@
           <w:sz w:val="20"/>
           <w:szCs w:val="20"/>
         </w:rPr>
-        <w:t>@</w:t>
-      </w:r>
-      <w:proofErr w:type="spellStart"/>
-      <w:r>
-        <w:rPr>
-          <w:rFonts w:ascii="Consolas" w:eastAsia="Times New Roman" w:hAnsi="Consolas" w:cs="Courier New"/>
-          <w:color w:val="222222"/>
-          <w:sz w:val="20"/>
-          <w:szCs w:val="20"/>
-        </w:rPr>
-        <w:t>CachePut</w:t>
-      </w:r>
-      <w:proofErr w:type="spellEnd"/>
-      <w:r>
-        <w:rPr>
-          <w:rFonts w:ascii="Arial" w:eastAsia="Times New Roman" w:hAnsi="Arial" w:cs="Arial"/>
-          <w:color w:val="222222"/>
-          <w:sz w:val="20"/>
-          <w:szCs w:val="20"/>
-        </w:rPr>
-        <w:t>, and </w:t>
-      </w:r>
-      <w:r>
-        <w:rPr>
-          <w:rFonts w:ascii="Consolas" w:eastAsia="Times New Roman" w:hAnsi="Consolas" w:cs="Courier New"/>
-          <w:color w:val="222222"/>
-          <w:sz w:val="20"/>
-          <w:szCs w:val="20"/>
-        </w:rPr>
-        <w:t>@</w:t>
-      </w:r>
-      <w:proofErr w:type="spellStart"/>
-      <w:r>
-        <w:rPr>
-          <w:rFonts w:ascii="Consolas" w:eastAsia="Times New Roman" w:hAnsi="Consolas" w:cs="Courier New"/>
-          <w:color w:val="222222"/>
-          <w:sz w:val="20"/>
-          <w:szCs w:val="20"/>
-        </w:rPr>
-        <w:t>CacheEvict</w:t>
-      </w:r>
-      <w:proofErr w:type="spellEnd"/>
+        <w:t>@CacheEvict</w:t>
+      </w:r>
       <w:r>
         <w:rPr>
           <w:rFonts w:ascii="Arial" w:eastAsia="Times New Roman" w:hAnsi="Arial" w:cs="Arial"/>
@@ -11713,18 +10821,8 @@
                 <w:sz w:val="20"/>
                 <w:szCs w:val="20"/>
               </w:rPr>
-              <w:t>@</w:t>
-            </w:r>
-            <w:proofErr w:type="spellStart"/>
-            <w:r>
-              <w:rPr>
-                <w:rFonts w:ascii="Courier New" w:eastAsia="Times New Roman" w:hAnsi="Courier New" w:cs="Courier New"/>
-                <w:sz w:val="20"/>
-                <w:szCs w:val="20"/>
-              </w:rPr>
-              <w:t>EnableCaching</w:t>
-            </w:r>
-            <w:proofErr w:type="spellEnd"/>
+              <w:t>@EnableCaching</w:t>
+            </w:r>
           </w:p>
           <w:p>
             <w:pPr>
@@ -12719,18 +11817,8 @@
                 <w:sz w:val="20"/>
                 <w:szCs w:val="20"/>
               </w:rPr>
-              <w:t>    @</w:t>
-            </w:r>
-            <w:proofErr w:type="spellStart"/>
-            <w:r>
-              <w:rPr>
-                <w:rFonts w:ascii="Courier New" w:eastAsia="Times New Roman" w:hAnsi="Courier New" w:cs="Courier New"/>
-                <w:sz w:val="20"/>
-                <w:szCs w:val="20"/>
-              </w:rPr>
-              <w:t>Autowired</w:t>
-            </w:r>
-            <w:proofErr w:type="spellEnd"/>
+              <w:t>    @Autowired</w:t>
+            </w:r>
           </w:p>
           <w:p>
             <w:pPr>
@@ -13124,6 +12212,8 @@
         <w:outlineLvl w:val="2"/>
         <w:rPr>
           <w:rFonts w:ascii="Arial" w:eastAsia="Times New Roman" w:hAnsi="Arial" w:cs="Arial"/>
+          <w:b/>
+          <w:bCs/>
           <w:color w:val="222222"/>
           <w:sz w:val="20"/>
           <w:szCs w:val="20"/>
@@ -13132,6 +12222,8 @@
       <w:r>
         <w:rPr>
           <w:rFonts w:ascii="Arial" w:eastAsia="Times New Roman" w:hAnsi="Arial" w:cs="Arial"/>
+          <w:b/>
+          <w:bCs/>
           <w:color w:val="222222"/>
           <w:sz w:val="20"/>
           <w:szCs w:val="20"/>
@@ -13141,26 +12233,19 @@
       <w:r>
         <w:rPr>
           <w:rFonts w:ascii="Consolas" w:eastAsia="Times New Roman" w:hAnsi="Consolas" w:cs="Courier New"/>
-          <w:color w:val="222222"/>
-          <w:sz w:val="20"/>
-          <w:szCs w:val="20"/>
-        </w:rPr>
-        <w:t>@</w:t>
-      </w:r>
-      <w:proofErr w:type="spellStart"/>
-      <w:r>
-        <w:rPr>
-          <w:rFonts w:ascii="Consolas" w:eastAsia="Times New Roman" w:hAnsi="Consolas" w:cs="Courier New"/>
-          <w:color w:val="222222"/>
-          <w:sz w:val="20"/>
-          <w:szCs w:val="20"/>
-        </w:rPr>
-        <w:t>SpringBootTest</w:t>
-      </w:r>
-      <w:proofErr w:type="spellEnd"/>
-      <w:r>
-        <w:rPr>
-          <w:rFonts w:ascii="Arial" w:eastAsia="Times New Roman" w:hAnsi="Arial" w:cs="Arial"/>
+          <w:b/>
+          <w:bCs/>
+          <w:color w:val="222222"/>
+          <w:sz w:val="20"/>
+          <w:szCs w:val="20"/>
+        </w:rPr>
+        <w:t>@SpringBootTest</w:t>
+      </w:r>
+      <w:r>
+        <w:rPr>
+          <w:rFonts w:ascii="Arial" w:eastAsia="Times New Roman" w:hAnsi="Arial" w:cs="Arial"/>
+          <w:b/>
+          <w:bCs/>
           <w:color w:val="222222"/>
           <w:sz w:val="20"/>
           <w:szCs w:val="20"/>
@@ -13186,19 +12271,8 @@
           <w:sz w:val="20"/>
           <w:szCs w:val="20"/>
         </w:rPr>
-        <w:t>@</w:t>
-      </w:r>
-      <w:proofErr w:type="spellStart"/>
-      <w:r>
-        <w:rPr>
-          <w:rFonts w:ascii="Consolas" w:eastAsia="Times New Roman" w:hAnsi="Consolas" w:cs="Courier New"/>
-          <w:color w:val="222222"/>
-          <w:sz w:val="20"/>
-          <w:szCs w:val="20"/>
-        </w:rPr>
-        <w:t>SpringBootTest</w:t>
-      </w:r>
-      <w:proofErr w:type="spellEnd"/>
+        <w:t>@SpringBootTest</w:t>
+      </w:r>
       <w:r>
         <w:rPr>
           <w:rFonts w:ascii="Arial" w:eastAsia="Times New Roman" w:hAnsi="Arial" w:cs="Arial"/>
@@ -13216,6 +12290,8 @@
         <w:outlineLvl w:val="2"/>
         <w:rPr>
           <w:rFonts w:ascii="Arial" w:eastAsia="Times New Roman" w:hAnsi="Arial" w:cs="Arial"/>
+          <w:b/>
+          <w:bCs/>
           <w:color w:val="222222"/>
           <w:sz w:val="20"/>
           <w:szCs w:val="20"/>
@@ -13224,6 +12300,8 @@
       <w:r>
         <w:rPr>
           <w:rFonts w:ascii="Arial" w:eastAsia="Times New Roman" w:hAnsi="Arial" w:cs="Arial"/>
+          <w:b/>
+          <w:bCs/>
           <w:color w:val="222222"/>
           <w:sz w:val="20"/>
           <w:szCs w:val="20"/>
@@ -13352,27 +12430,7 @@
           <w:sz w:val="20"/>
           <w:szCs w:val="20"/>
         </w:rPr>
-        <w:t xml:space="preserve"> is a </w:t>
-      </w:r>
-      <w:proofErr w:type="spellStart"/>
-      <w:r>
-        <w:rPr>
-          <w:rFonts w:ascii="Arial" w:eastAsia="Times New Roman" w:hAnsi="Arial" w:cs="Arial"/>
-          <w:color w:val="222222"/>
-          <w:sz w:val="20"/>
-          <w:szCs w:val="20"/>
-        </w:rPr>
-        <w:t>templating</w:t>
-      </w:r>
-      <w:proofErr w:type="spellEnd"/>
-      <w:r>
-        <w:rPr>
-          <w:rFonts w:ascii="Arial" w:eastAsia="Times New Roman" w:hAnsi="Arial" w:cs="Arial"/>
-          <w:color w:val="222222"/>
-          <w:sz w:val="20"/>
-          <w:szCs w:val="20"/>
-        </w:rPr>
-        <w:t xml:space="preserve"> engine supported by Spring Boot. Add the </w:t>
+        <w:t xml:space="preserve"> is a templating engine supported by Spring Boot. Add the </w:t>
       </w:r>
       <w:r>
         <w:rPr>
@@ -13726,6 +12784,8 @@
         <w:outlineLvl w:val="2"/>
         <w:rPr>
           <w:rFonts w:ascii="Arial" w:eastAsia="Times New Roman" w:hAnsi="Arial" w:cs="Arial"/>
+          <w:b/>
+          <w:bCs/>
           <w:color w:val="222222"/>
           <w:sz w:val="20"/>
           <w:szCs w:val="20"/>
@@ -13734,6 +12794,8 @@
       <w:r>
         <w:rPr>
           <w:rFonts w:ascii="Arial" w:eastAsia="Times New Roman" w:hAnsi="Arial" w:cs="Arial"/>
+          <w:b/>
+          <w:bCs/>
           <w:color w:val="222222"/>
           <w:sz w:val="20"/>
           <w:szCs w:val="20"/>
@@ -13743,26 +12805,19 @@
       <w:r>
         <w:rPr>
           <w:rFonts w:ascii="Consolas" w:eastAsia="Times New Roman" w:hAnsi="Consolas" w:cs="Courier New"/>
-          <w:color w:val="222222"/>
-          <w:sz w:val="20"/>
-          <w:szCs w:val="20"/>
-        </w:rPr>
-        <w:t>@</w:t>
-      </w:r>
-      <w:proofErr w:type="spellStart"/>
-      <w:r>
-        <w:rPr>
-          <w:rFonts w:ascii="Consolas" w:eastAsia="Times New Roman" w:hAnsi="Consolas" w:cs="Courier New"/>
-          <w:color w:val="222222"/>
-          <w:sz w:val="20"/>
-          <w:szCs w:val="20"/>
-        </w:rPr>
-        <w:t>SpringBootApplication</w:t>
-      </w:r>
-      <w:proofErr w:type="spellEnd"/>
-      <w:r>
-        <w:rPr>
-          <w:rFonts w:ascii="Arial" w:eastAsia="Times New Roman" w:hAnsi="Arial" w:cs="Arial"/>
+          <w:b/>
+          <w:bCs/>
+          <w:color w:val="222222"/>
+          <w:sz w:val="20"/>
+          <w:szCs w:val="20"/>
+        </w:rPr>
+        <w:t>@SpringBootApplication</w:t>
+      </w:r>
+      <w:r>
+        <w:rPr>
+          <w:rFonts w:ascii="Arial" w:eastAsia="Times New Roman" w:hAnsi="Arial" w:cs="Arial"/>
+          <w:b/>
+          <w:bCs/>
           <w:color w:val="222222"/>
           <w:sz w:val="20"/>
           <w:szCs w:val="20"/>
@@ -13788,9 +12843,17 @@
           <w:sz w:val="20"/>
           <w:szCs w:val="20"/>
         </w:rPr>
-        <w:t>@</w:t>
-      </w:r>
-      <w:proofErr w:type="spellStart"/>
+        <w:t>@SpringBootApplication</w:t>
+      </w:r>
+      <w:r>
+        <w:rPr>
+          <w:rFonts w:ascii="Arial" w:eastAsia="Times New Roman" w:hAnsi="Arial" w:cs="Arial"/>
+          <w:color w:val="222222"/>
+          <w:sz w:val="20"/>
+          <w:szCs w:val="20"/>
+        </w:rPr>
+        <w:t> is a convenience annotation that combines </w:t>
+      </w:r>
       <w:r>
         <w:rPr>
           <w:rFonts w:ascii="Consolas" w:eastAsia="Times New Roman" w:hAnsi="Consolas" w:cs="Courier New"/>
@@ -13798,17 +12861,16 @@
           <w:sz w:val="20"/>
           <w:szCs w:val="20"/>
         </w:rPr>
-        <w:t>SpringBootApplication</w:t>
-      </w:r>
-      <w:proofErr w:type="spellEnd"/>
-      <w:r>
-        <w:rPr>
-          <w:rFonts w:ascii="Arial" w:eastAsia="Times New Roman" w:hAnsi="Arial" w:cs="Arial"/>
-          <w:color w:val="222222"/>
-          <w:sz w:val="20"/>
-          <w:szCs w:val="20"/>
-        </w:rPr>
-        <w:t> is a convenience annotation that combines </w:t>
+        <w:t>@Configuration</w:t>
+      </w:r>
+      <w:r>
+        <w:rPr>
+          <w:rFonts w:ascii="Arial" w:eastAsia="Times New Roman" w:hAnsi="Arial" w:cs="Arial"/>
+          <w:color w:val="222222"/>
+          <w:sz w:val="20"/>
+          <w:szCs w:val="20"/>
+        </w:rPr>
+        <w:t>, </w:t>
       </w:r>
       <w:r>
         <w:rPr>
@@ -13817,16 +12879,16 @@
           <w:sz w:val="20"/>
           <w:szCs w:val="20"/>
         </w:rPr>
-        <w:t>@Configuration</w:t>
-      </w:r>
-      <w:r>
-        <w:rPr>
-          <w:rFonts w:ascii="Arial" w:eastAsia="Times New Roman" w:hAnsi="Arial" w:cs="Arial"/>
-          <w:color w:val="222222"/>
-          <w:sz w:val="20"/>
-          <w:szCs w:val="20"/>
-        </w:rPr>
-        <w:t>, </w:t>
+        <w:t>@EnableAutoConfiguration</w:t>
+      </w:r>
+      <w:r>
+        <w:rPr>
+          <w:rFonts w:ascii="Arial" w:eastAsia="Times New Roman" w:hAnsi="Arial" w:cs="Arial"/>
+          <w:color w:val="222222"/>
+          <w:sz w:val="20"/>
+          <w:szCs w:val="20"/>
+        </w:rPr>
+        <w:t>, and </w:t>
       </w:r>
       <w:r>
         <w:rPr>
@@ -13835,48 +12897,8 @@
           <w:sz w:val="20"/>
           <w:szCs w:val="20"/>
         </w:rPr>
-        <w:t>@</w:t>
-      </w:r>
-      <w:proofErr w:type="spellStart"/>
-      <w:r>
-        <w:rPr>
-          <w:rFonts w:ascii="Consolas" w:eastAsia="Times New Roman" w:hAnsi="Consolas" w:cs="Courier New"/>
-          <w:color w:val="222222"/>
-          <w:sz w:val="20"/>
-          <w:szCs w:val="20"/>
-        </w:rPr>
-        <w:t>EnableAutoConfiguration</w:t>
-      </w:r>
-      <w:proofErr w:type="spellEnd"/>
-      <w:r>
-        <w:rPr>
-          <w:rFonts w:ascii="Arial" w:eastAsia="Times New Roman" w:hAnsi="Arial" w:cs="Arial"/>
-          <w:color w:val="222222"/>
-          <w:sz w:val="20"/>
-          <w:szCs w:val="20"/>
-        </w:rPr>
-        <w:t>, and </w:t>
-      </w:r>
-      <w:r>
-        <w:rPr>
-          <w:rFonts w:ascii="Consolas" w:eastAsia="Times New Roman" w:hAnsi="Consolas" w:cs="Courier New"/>
-          <w:color w:val="222222"/>
-          <w:sz w:val="20"/>
-          <w:szCs w:val="20"/>
-        </w:rPr>
-        <w:t>@</w:t>
-      </w:r>
-      <w:proofErr w:type="spellStart"/>
-      <w:r>
-        <w:rPr>
-          <w:rFonts w:ascii="Consolas" w:eastAsia="Times New Roman" w:hAnsi="Consolas" w:cs="Courier New"/>
-          <w:color w:val="222222"/>
-          <w:sz w:val="20"/>
-          <w:szCs w:val="20"/>
-        </w:rPr>
-        <w:t>ComponentScan</w:t>
-      </w:r>
-      <w:proofErr w:type="spellEnd"/>
+        <w:t>@ComponentScan</w:t>
+      </w:r>
       <w:r>
         <w:rPr>
           <w:rFonts w:ascii="Arial" w:eastAsia="Times New Roman" w:hAnsi="Arial" w:cs="Arial"/>
@@ -13894,6 +12916,8 @@
         <w:outlineLvl w:val="2"/>
         <w:rPr>
           <w:rFonts w:ascii="Arial" w:eastAsia="Times New Roman" w:hAnsi="Arial" w:cs="Arial"/>
+          <w:b/>
+          <w:bCs/>
           <w:color w:val="222222"/>
           <w:sz w:val="20"/>
           <w:szCs w:val="20"/>
@@ -13902,6 +12926,8 @@
       <w:r>
         <w:rPr>
           <w:rFonts w:ascii="Arial" w:eastAsia="Times New Roman" w:hAnsi="Arial" w:cs="Arial"/>
+          <w:b/>
+          <w:bCs/>
           <w:color w:val="222222"/>
           <w:sz w:val="20"/>
           <w:szCs w:val="20"/>
@@ -13912,6 +12938,8 @@
       <w:r>
         <w:rPr>
           <w:rFonts w:ascii="Arial" w:eastAsia="Times New Roman" w:hAnsi="Arial" w:cs="Arial"/>
+          <w:b/>
+          <w:bCs/>
           <w:color w:val="222222"/>
           <w:sz w:val="20"/>
           <w:szCs w:val="20"/>
@@ -13922,6 +12950,8 @@
       <w:r>
         <w:rPr>
           <w:rFonts w:ascii="Arial" w:eastAsia="Times New Roman" w:hAnsi="Arial" w:cs="Arial"/>
+          <w:b/>
+          <w:bCs/>
           <w:color w:val="222222"/>
           <w:sz w:val="20"/>
           <w:szCs w:val="20"/>
@@ -14291,7 +13321,6 @@
               <w:t>        </w:t>
             </w:r>
             <w:proofErr w:type="spellStart"/>
-            <w:proofErr w:type="gramStart"/>
             <w:r>
               <w:rPr>
                 <w:rFonts w:ascii="Courier New" w:eastAsia="Times New Roman" w:hAnsi="Courier New" w:cs="Courier New"/>
@@ -14307,16 +13336,7 @@
                 <w:sz w:val="20"/>
                 <w:szCs w:val="20"/>
               </w:rPr>
-              <w:t>(</w:t>
-            </w:r>
-            <w:proofErr w:type="gramEnd"/>
-            <w:r>
-              <w:rPr>
-                <w:rFonts w:ascii="Courier New" w:eastAsia="Times New Roman" w:hAnsi="Courier New" w:cs="Courier New"/>
-                <w:sz w:val="20"/>
-                <w:szCs w:val="20"/>
-              </w:rPr>
-              <w:t>"Hello, World!");</w:t>
+              <w:t>("Hello, World!");</w:t>
             </w:r>
           </w:p>
           <w:p>
@@ -14365,6 +13385,8 @@
         <w:outlineLvl w:val="2"/>
         <w:rPr>
           <w:rFonts w:ascii="Arial" w:eastAsia="Times New Roman" w:hAnsi="Arial" w:cs="Arial"/>
+          <w:b/>
+          <w:bCs/>
           <w:color w:val="222222"/>
           <w:sz w:val="20"/>
           <w:szCs w:val="20"/>
@@ -14373,6 +13395,8 @@
       <w:r>
         <w:rPr>
           <w:rFonts w:ascii="Arial" w:eastAsia="Times New Roman" w:hAnsi="Arial" w:cs="Arial"/>
+          <w:b/>
+          <w:bCs/>
           <w:color w:val="222222"/>
           <w:sz w:val="20"/>
           <w:szCs w:val="20"/>
@@ -14725,7 +13749,43 @@
                 <w:sz w:val="20"/>
                 <w:szCs w:val="20"/>
               </w:rPr>
-              <w:t>@</w:t>
+              <w:t>@RestController</w:t>
+            </w:r>
+          </w:p>
+          <w:p>
+            <w:pPr>
+              <w:spacing w:after="0" w:line="240" w:lineRule="auto"/>
+              <w:rPr>
+                <w:rFonts w:ascii="Times New Roman" w:eastAsia="Times New Roman" w:hAnsi="Times New Roman" w:cs="Times New Roman"/>
+                <w:sz w:val="20"/>
+                <w:szCs w:val="20"/>
+              </w:rPr>
+            </w:pPr>
+            <w:r>
+              <w:rPr>
+                <w:rFonts w:ascii="Courier New" w:eastAsia="Times New Roman" w:hAnsi="Courier New" w:cs="Courier New"/>
+                <w:sz w:val="20"/>
+                <w:szCs w:val="20"/>
+              </w:rPr>
+              <w:t>@RequestMapping("/api")</w:t>
+            </w:r>
+          </w:p>
+          <w:p>
+            <w:pPr>
+              <w:spacing w:after="0" w:line="240" w:lineRule="auto"/>
+              <w:rPr>
+                <w:rFonts w:ascii="Times New Roman" w:eastAsia="Times New Roman" w:hAnsi="Times New Roman" w:cs="Times New Roman"/>
+                <w:sz w:val="20"/>
+                <w:szCs w:val="20"/>
+              </w:rPr>
+            </w:pPr>
+            <w:r>
+              <w:rPr>
+                <w:rFonts w:ascii="Courier New" w:eastAsia="Times New Roman" w:hAnsi="Courier New" w:cs="Courier New"/>
+                <w:sz w:val="20"/>
+                <w:szCs w:val="20"/>
+              </w:rPr>
+              <w:t xml:space="preserve">public class </w:t>
             </w:r>
             <w:proofErr w:type="spellStart"/>
             <w:r>
@@ -14734,26 +13794,52 @@
                 <w:sz w:val="20"/>
                 <w:szCs w:val="20"/>
               </w:rPr>
-              <w:t>RestController</w:t>
+              <w:t>ApiController</w:t>
             </w:r>
             <w:proofErr w:type="spellEnd"/>
-          </w:p>
-          <w:p>
-            <w:pPr>
-              <w:spacing w:after="0" w:line="240" w:lineRule="auto"/>
-              <w:rPr>
-                <w:rFonts w:ascii="Times New Roman" w:eastAsia="Times New Roman" w:hAnsi="Times New Roman" w:cs="Times New Roman"/>
-                <w:sz w:val="20"/>
-                <w:szCs w:val="20"/>
-              </w:rPr>
-            </w:pPr>
-            <w:r>
-              <w:rPr>
-                <w:rFonts w:ascii="Courier New" w:eastAsia="Times New Roman" w:hAnsi="Courier New" w:cs="Courier New"/>
-                <w:sz w:val="20"/>
-                <w:szCs w:val="20"/>
-              </w:rPr>
-              <w:t>@</w:t>
+            <w:r>
+              <w:rPr>
+                <w:rFonts w:ascii="Courier New" w:eastAsia="Times New Roman" w:hAnsi="Courier New" w:cs="Courier New"/>
+                <w:sz w:val="20"/>
+                <w:szCs w:val="20"/>
+              </w:rPr>
+              <w:t xml:space="preserve"> {</w:t>
+            </w:r>
+          </w:p>
+          <w:p>
+            <w:pPr>
+              <w:spacing w:after="0" w:line="240" w:lineRule="auto"/>
+              <w:rPr>
+                <w:rFonts w:ascii="Times New Roman" w:eastAsia="Times New Roman" w:hAnsi="Times New Roman" w:cs="Times New Roman"/>
+                <w:sz w:val="20"/>
+                <w:szCs w:val="20"/>
+              </w:rPr>
+            </w:pPr>
+            <w:r>
+              <w:rPr>
+                <w:rFonts w:ascii="Courier New" w:eastAsia="Times New Roman" w:hAnsi="Courier New" w:cs="Courier New"/>
+                <w:sz w:val="20"/>
+                <w:szCs w:val="20"/>
+              </w:rPr>
+              <w:t>    @Autowired</w:t>
+            </w:r>
+          </w:p>
+          <w:p>
+            <w:pPr>
+              <w:spacing w:after="0" w:line="240" w:lineRule="auto"/>
+              <w:rPr>
+                <w:rFonts w:ascii="Times New Roman" w:eastAsia="Times New Roman" w:hAnsi="Times New Roman" w:cs="Times New Roman"/>
+                <w:sz w:val="20"/>
+                <w:szCs w:val="20"/>
+              </w:rPr>
+            </w:pPr>
+            <w:r>
+              <w:rPr>
+                <w:rFonts w:ascii="Courier New" w:eastAsia="Times New Roman" w:hAnsi="Courier New" w:cs="Courier New"/>
+                <w:sz w:val="20"/>
+                <w:szCs w:val="20"/>
+              </w:rPr>
+              <w:t xml:space="preserve">    private </w:t>
             </w:r>
             <w:proofErr w:type="spellStart"/>
             <w:r>
@@ -14762,7 +13848,7 @@
                 <w:sz w:val="20"/>
                 <w:szCs w:val="20"/>
               </w:rPr>
-              <w:t>RequestMapping</w:t>
+              <w:t>RestTemplate</w:t>
             </w:r>
             <w:proofErr w:type="spellEnd"/>
             <w:r>
@@ -14771,7 +13857,7 @@
                 <w:sz w:val="20"/>
                 <w:szCs w:val="20"/>
               </w:rPr>
-              <w:t>("/</w:t>
+              <w:t xml:space="preserve"> </w:t>
             </w:r>
             <w:proofErr w:type="spellStart"/>
             <w:r>
@@ -14780,7 +13866,7 @@
                 <w:sz w:val="20"/>
                 <w:szCs w:val="20"/>
               </w:rPr>
-              <w:t>api</w:t>
+              <w:t>restTemplate</w:t>
             </w:r>
             <w:proofErr w:type="spellEnd"/>
             <w:r>
@@ -14789,124 +13875,6 @@
                 <w:sz w:val="20"/>
                 <w:szCs w:val="20"/>
               </w:rPr>
-              <w:t>")</w:t>
-            </w:r>
-          </w:p>
-          <w:p>
-            <w:pPr>
-              <w:spacing w:after="0" w:line="240" w:lineRule="auto"/>
-              <w:rPr>
-                <w:rFonts w:ascii="Times New Roman" w:eastAsia="Times New Roman" w:hAnsi="Times New Roman" w:cs="Times New Roman"/>
-                <w:sz w:val="20"/>
-                <w:szCs w:val="20"/>
-              </w:rPr>
-            </w:pPr>
-            <w:r>
-              <w:rPr>
-                <w:rFonts w:ascii="Courier New" w:eastAsia="Times New Roman" w:hAnsi="Courier New" w:cs="Courier New"/>
-                <w:sz w:val="20"/>
-                <w:szCs w:val="20"/>
-              </w:rPr>
-              <w:t xml:space="preserve">public class </w:t>
-            </w:r>
-            <w:proofErr w:type="spellStart"/>
-            <w:r>
-              <w:rPr>
-                <w:rFonts w:ascii="Courier New" w:eastAsia="Times New Roman" w:hAnsi="Courier New" w:cs="Courier New"/>
-                <w:sz w:val="20"/>
-                <w:szCs w:val="20"/>
-              </w:rPr>
-              <w:t>ApiController</w:t>
-            </w:r>
-            <w:proofErr w:type="spellEnd"/>
-            <w:r>
-              <w:rPr>
-                <w:rFonts w:ascii="Courier New" w:eastAsia="Times New Roman" w:hAnsi="Courier New" w:cs="Courier New"/>
-                <w:sz w:val="20"/>
-                <w:szCs w:val="20"/>
-              </w:rPr>
-              <w:t xml:space="preserve"> {</w:t>
-            </w:r>
-          </w:p>
-          <w:p>
-            <w:pPr>
-              <w:spacing w:after="0" w:line="240" w:lineRule="auto"/>
-              <w:rPr>
-                <w:rFonts w:ascii="Times New Roman" w:eastAsia="Times New Roman" w:hAnsi="Times New Roman" w:cs="Times New Roman"/>
-                <w:sz w:val="20"/>
-                <w:szCs w:val="20"/>
-              </w:rPr>
-            </w:pPr>
-            <w:r>
-              <w:rPr>
-                <w:rFonts w:ascii="Courier New" w:eastAsia="Times New Roman" w:hAnsi="Courier New" w:cs="Courier New"/>
-                <w:sz w:val="20"/>
-                <w:szCs w:val="20"/>
-              </w:rPr>
-              <w:t>    @</w:t>
-            </w:r>
-            <w:proofErr w:type="spellStart"/>
-            <w:r>
-              <w:rPr>
-                <w:rFonts w:ascii="Courier New" w:eastAsia="Times New Roman" w:hAnsi="Courier New" w:cs="Courier New"/>
-                <w:sz w:val="20"/>
-                <w:szCs w:val="20"/>
-              </w:rPr>
-              <w:t>Autowired</w:t>
-            </w:r>
-            <w:proofErr w:type="spellEnd"/>
-          </w:p>
-          <w:p>
-            <w:pPr>
-              <w:spacing w:after="0" w:line="240" w:lineRule="auto"/>
-              <w:rPr>
-                <w:rFonts w:ascii="Times New Roman" w:eastAsia="Times New Roman" w:hAnsi="Times New Roman" w:cs="Times New Roman"/>
-                <w:sz w:val="20"/>
-                <w:szCs w:val="20"/>
-              </w:rPr>
-            </w:pPr>
-            <w:r>
-              <w:rPr>
-                <w:rFonts w:ascii="Courier New" w:eastAsia="Times New Roman" w:hAnsi="Courier New" w:cs="Courier New"/>
-                <w:sz w:val="20"/>
-                <w:szCs w:val="20"/>
-              </w:rPr>
-              <w:t xml:space="preserve">    private </w:t>
-            </w:r>
-            <w:proofErr w:type="spellStart"/>
-            <w:r>
-              <w:rPr>
-                <w:rFonts w:ascii="Courier New" w:eastAsia="Times New Roman" w:hAnsi="Courier New" w:cs="Courier New"/>
-                <w:sz w:val="20"/>
-                <w:szCs w:val="20"/>
-              </w:rPr>
-              <w:t>RestTemplate</w:t>
-            </w:r>
-            <w:proofErr w:type="spellEnd"/>
-            <w:r>
-              <w:rPr>
-                <w:rFonts w:ascii="Courier New" w:eastAsia="Times New Roman" w:hAnsi="Courier New" w:cs="Courier New"/>
-                <w:sz w:val="20"/>
-                <w:szCs w:val="20"/>
-              </w:rPr>
-              <w:t xml:space="preserve"> </w:t>
-            </w:r>
-            <w:proofErr w:type="spellStart"/>
-            <w:r>
-              <w:rPr>
-                <w:rFonts w:ascii="Courier New" w:eastAsia="Times New Roman" w:hAnsi="Courier New" w:cs="Courier New"/>
-                <w:sz w:val="20"/>
-                <w:szCs w:val="20"/>
-              </w:rPr>
-              <w:t>restTemplate</w:t>
-            </w:r>
-            <w:proofErr w:type="spellEnd"/>
-            <w:r>
-              <w:rPr>
-                <w:rFonts w:ascii="Courier New" w:eastAsia="Times New Roman" w:hAnsi="Courier New" w:cs="Courier New"/>
-                <w:sz w:val="20"/>
-                <w:szCs w:val="20"/>
-              </w:rPr>
               <w:t>;</w:t>
             </w:r>
           </w:p>
@@ -14943,25 +13911,7 @@
                 <w:sz w:val="20"/>
                 <w:szCs w:val="20"/>
               </w:rPr>
-              <w:t>    @</w:t>
-            </w:r>
-            <w:proofErr w:type="spellStart"/>
-            <w:r>
-              <w:rPr>
-                <w:rFonts w:ascii="Courier New" w:eastAsia="Times New Roman" w:hAnsi="Courier New" w:cs="Courier New"/>
-                <w:sz w:val="20"/>
-                <w:szCs w:val="20"/>
-              </w:rPr>
-              <w:t>GetMapping</w:t>
-            </w:r>
-            <w:proofErr w:type="spellEnd"/>
-            <w:r>
-              <w:rPr>
-                <w:rFonts w:ascii="Courier New" w:eastAsia="Times New Roman" w:hAnsi="Courier New" w:cs="Courier New"/>
-                <w:sz w:val="20"/>
-                <w:szCs w:val="20"/>
-              </w:rPr>
-              <w:t>("/data")</w:t>
+              <w:t>    @GetMapping("/data")</w:t>
             </w:r>
           </w:p>
           <w:p>
@@ -15119,6 +14069,8 @@
         <w:outlineLvl w:val="2"/>
         <w:rPr>
           <w:rFonts w:ascii="Arial" w:eastAsia="Times New Roman" w:hAnsi="Arial" w:cs="Arial"/>
+          <w:b/>
+          <w:bCs/>
           <w:color w:val="222222"/>
           <w:sz w:val="20"/>
           <w:szCs w:val="20"/>
@@ -15127,6 +14079,8 @@
       <w:r>
         <w:rPr>
           <w:rFonts w:ascii="Arial" w:eastAsia="Times New Roman" w:hAnsi="Arial" w:cs="Arial"/>
+          <w:b/>
+          <w:bCs/>
           <w:color w:val="222222"/>
           <w:sz w:val="20"/>
           <w:szCs w:val="20"/>
@@ -15154,7 +14108,6 @@
         </w:rPr>
         <w:t>Implement pagination using Spring Data JPA’s </w:t>
       </w:r>
-      <w:proofErr w:type="spellStart"/>
       <w:r>
         <w:rPr>
           <w:rFonts w:ascii="Consolas" w:eastAsia="Times New Roman" w:hAnsi="Consolas" w:cs="Courier New"/>
@@ -15164,7 +14117,6 @@
         </w:rPr>
         <w:t>Pageable</w:t>
       </w:r>
-      <w:proofErr w:type="spellEnd"/>
       <w:r>
         <w:rPr>
           <w:rFonts w:ascii="Arial" w:eastAsia="Times New Roman" w:hAnsi="Arial" w:cs="Arial"/>
@@ -15174,7 +14126,6 @@
         </w:rPr>
         <w:t> interface. Define repository methods that accept </w:t>
       </w:r>
-      <w:proofErr w:type="spellStart"/>
       <w:r>
         <w:rPr>
           <w:rFonts w:ascii="Consolas" w:eastAsia="Times New Roman" w:hAnsi="Consolas" w:cs="Courier New"/>
@@ -15184,7 +14135,6 @@
         </w:rPr>
         <w:t>Pageable</w:t>
       </w:r>
-      <w:proofErr w:type="spellEnd"/>
       <w:r>
         <w:rPr>
           <w:rFonts w:ascii="Arial" w:eastAsia="Times New Roman" w:hAnsi="Arial" w:cs="Arial"/>
@@ -15385,43 +14335,7 @@
                 <w:sz w:val="20"/>
                 <w:szCs w:val="20"/>
               </w:rPr>
-              <w:t xml:space="preserve">, </w:t>
-            </w:r>
-            <w:proofErr w:type="spellStart"/>
-            <w:r>
-              <w:rPr>
-                <w:rFonts w:ascii="Courier New" w:eastAsia="Times New Roman" w:hAnsi="Courier New" w:cs="Courier New"/>
-                <w:sz w:val="20"/>
-                <w:szCs w:val="20"/>
-              </w:rPr>
-              <w:t>Pageable</w:t>
-            </w:r>
-            <w:proofErr w:type="spellEnd"/>
-            <w:r>
-              <w:rPr>
-                <w:rFonts w:ascii="Courier New" w:eastAsia="Times New Roman" w:hAnsi="Courier New" w:cs="Courier New"/>
-                <w:sz w:val="20"/>
-                <w:szCs w:val="20"/>
-              </w:rPr>
-              <w:t xml:space="preserve"> </w:t>
-            </w:r>
-            <w:proofErr w:type="spellStart"/>
-            <w:r>
-              <w:rPr>
-                <w:rFonts w:ascii="Courier New" w:eastAsia="Times New Roman" w:hAnsi="Courier New" w:cs="Courier New"/>
-                <w:sz w:val="20"/>
-                <w:szCs w:val="20"/>
-              </w:rPr>
-              <w:t>pageable</w:t>
-            </w:r>
-            <w:proofErr w:type="spellEnd"/>
-            <w:r>
-              <w:rPr>
-                <w:rFonts w:ascii="Courier New" w:eastAsia="Times New Roman" w:hAnsi="Courier New" w:cs="Courier New"/>
-                <w:sz w:val="20"/>
-                <w:szCs w:val="20"/>
-              </w:rPr>
-              <w:t>);</w:t>
+              <w:t>, Pageable pageable);</w:t>
             </w:r>
           </w:p>
           <w:p>
@@ -15452,6 +14366,8 @@
         <w:outlineLvl w:val="2"/>
         <w:rPr>
           <w:rFonts w:ascii="Arial" w:eastAsia="Times New Roman" w:hAnsi="Arial" w:cs="Arial"/>
+          <w:b/>
+          <w:bCs/>
           <w:color w:val="222222"/>
           <w:sz w:val="20"/>
           <w:szCs w:val="20"/>
@@ -15460,6 +14376,8 @@
       <w:r>
         <w:rPr>
           <w:rFonts w:ascii="Arial" w:eastAsia="Times New Roman" w:hAnsi="Arial" w:cs="Arial"/>
+          <w:b/>
+          <w:bCs/>
           <w:color w:val="222222"/>
           <w:sz w:val="20"/>
           <w:szCs w:val="20"/>
@@ -16163,6 +15081,8 @@
         <w:outlineLvl w:val="2"/>
         <w:rPr>
           <w:rFonts w:ascii="Arial" w:eastAsia="Times New Roman" w:hAnsi="Arial" w:cs="Arial"/>
+          <w:b/>
+          <w:bCs/>
           <w:color w:val="222222"/>
           <w:sz w:val="20"/>
           <w:szCs w:val="20"/>
@@ -16171,6 +15091,8 @@
       <w:r>
         <w:rPr>
           <w:rFonts w:ascii="Arial" w:eastAsia="Times New Roman" w:hAnsi="Arial" w:cs="Arial"/>
+          <w:b/>
+          <w:bCs/>
           <w:color w:val="222222"/>
           <w:sz w:val="20"/>
           <w:szCs w:val="20"/>
@@ -16199,6 +15121,7 @@
         <w:t>Handle validation using the </w:t>
       </w:r>
       <w:proofErr w:type="spellStart"/>
+      <w:proofErr w:type="gramStart"/>
       <w:r>
         <w:rPr>
           <w:rFonts w:ascii="Consolas" w:eastAsia="Times New Roman" w:hAnsi="Consolas" w:cs="Courier New"/>
@@ -16209,6 +15132,7 @@
         <w:t>javax.validation</w:t>
       </w:r>
       <w:proofErr w:type="spellEnd"/>
+      <w:proofErr w:type="gramEnd"/>
       <w:r>
         <w:rPr>
           <w:rFonts w:ascii="Arial" w:eastAsia="Times New Roman" w:hAnsi="Arial" w:cs="Arial"/>
@@ -16225,19 +15149,8 @@
           <w:sz w:val="20"/>
           <w:szCs w:val="20"/>
         </w:rPr>
-        <w:t>@</w:t>
-      </w:r>
-      <w:proofErr w:type="spellStart"/>
-      <w:r>
-        <w:rPr>
-          <w:rFonts w:ascii="Consolas" w:eastAsia="Times New Roman" w:hAnsi="Consolas" w:cs="Courier New"/>
-          <w:color w:val="222222"/>
-          <w:sz w:val="20"/>
-          <w:szCs w:val="20"/>
-        </w:rPr>
-        <w:t>NotNull</w:t>
-      </w:r>
-      <w:proofErr w:type="spellEnd"/>
+        <w:t>@NotNull</w:t>
+      </w:r>
       <w:r>
         <w:rPr>
           <w:rFonts w:ascii="Arial" w:eastAsia="Times New Roman" w:hAnsi="Arial" w:cs="Arial"/>
@@ -16474,18 +15387,8 @@
                 <w:sz w:val="20"/>
                 <w:szCs w:val="20"/>
               </w:rPr>
-              <w:t>    @</w:t>
-            </w:r>
-            <w:proofErr w:type="spellStart"/>
-            <w:r>
-              <w:rPr>
-                <w:rFonts w:ascii="Courier New" w:eastAsia="Times New Roman" w:hAnsi="Courier New" w:cs="Courier New"/>
-                <w:sz w:val="20"/>
-                <w:szCs w:val="20"/>
-              </w:rPr>
-              <w:t>NotNull</w:t>
-            </w:r>
-            <w:proofErr w:type="spellEnd"/>
+              <w:t>    @NotNull</w:t>
+            </w:r>
           </w:p>
           <w:p>
             <w:pPr>
@@ -16581,27 +15484,7 @@
           <w:sz w:val="20"/>
           <w:szCs w:val="20"/>
         </w:rPr>
-        <w:t xml:space="preserve">47. How do you set up Spring Boot with </w:t>
-      </w:r>
-      <w:proofErr w:type="spellStart"/>
-      <w:r>
-        <w:rPr>
-          <w:rFonts w:ascii="Arial" w:eastAsia="Times New Roman" w:hAnsi="Arial" w:cs="Arial"/>
-          <w:color w:val="222222"/>
-          <w:sz w:val="20"/>
-          <w:szCs w:val="20"/>
-        </w:rPr>
-        <w:t>Docker</w:t>
-      </w:r>
-      <w:proofErr w:type="spellEnd"/>
-      <w:r>
-        <w:rPr>
-          <w:rFonts w:ascii="Arial" w:eastAsia="Times New Roman" w:hAnsi="Arial" w:cs="Arial"/>
-          <w:color w:val="222222"/>
-          <w:sz w:val="20"/>
-          <w:szCs w:val="20"/>
-        </w:rPr>
-        <w:t>?</w:t>
+        <w:t>47. How do you set up Spring Boot with Docker?</w:t>
       </w:r>
     </w:p>
     <w:p>
@@ -16622,27 +15505,7 @@
           <w:sz w:val="20"/>
           <w:szCs w:val="20"/>
         </w:rPr>
-        <w:t xml:space="preserve">Set up Spring Boot with </w:t>
-      </w:r>
-      <w:proofErr w:type="spellStart"/>
-      <w:r>
-        <w:rPr>
-          <w:rFonts w:ascii="Arial" w:eastAsia="Times New Roman" w:hAnsi="Arial" w:cs="Arial"/>
-          <w:color w:val="222222"/>
-          <w:sz w:val="20"/>
-          <w:szCs w:val="20"/>
-        </w:rPr>
-        <w:t>Docker</w:t>
-      </w:r>
-      <w:proofErr w:type="spellEnd"/>
-      <w:r>
-        <w:rPr>
-          <w:rFonts w:ascii="Arial" w:eastAsia="Times New Roman" w:hAnsi="Arial" w:cs="Arial"/>
-          <w:color w:val="222222"/>
-          <w:sz w:val="20"/>
-          <w:szCs w:val="20"/>
-        </w:rPr>
-        <w:t xml:space="preserve"> by creating a </w:t>
+        <w:t>Set up Spring Boot with Docker by creating a </w:t>
       </w:r>
       <w:proofErr w:type="spellStart"/>
       <w:r>
@@ -16847,27 +15710,7 @@
           <w:sz w:val="20"/>
           <w:szCs w:val="20"/>
         </w:rPr>
-        <w:t xml:space="preserve">Deploy a Spring Boot application to AWS by using services like Elastic Beanstalk, ECS, or Lambda. Package your application as a JAR or </w:t>
-      </w:r>
-      <w:proofErr w:type="spellStart"/>
-      <w:r>
-        <w:rPr>
-          <w:rFonts w:ascii="Arial" w:eastAsia="Times New Roman" w:hAnsi="Arial" w:cs="Arial"/>
-          <w:color w:val="222222"/>
-          <w:sz w:val="20"/>
-          <w:szCs w:val="20"/>
-        </w:rPr>
-        <w:t>Docker</w:t>
-      </w:r>
-      <w:proofErr w:type="spellEnd"/>
-      <w:r>
-        <w:rPr>
-          <w:rFonts w:ascii="Arial" w:eastAsia="Times New Roman" w:hAnsi="Arial" w:cs="Arial"/>
-          <w:color w:val="222222"/>
-          <w:sz w:val="20"/>
-          <w:szCs w:val="20"/>
-        </w:rPr>
-        <w:t xml:space="preserve"> image and upload it to the chosen service.</w:t>
+        <w:t>Deploy a Spring Boot application to AWS by using services like Elastic Beanstalk, ECS, or Lambda. Package your application as a JAR or Docker image and upload it to the chosen service.</w:t>
       </w:r>
     </w:p>
     <w:p>
@@ -16975,8 +15818,8 @@
 </file>
 
 <file path=word/numbering.xml><?xml version="1.0" encoding="utf-8"?>
-<w:numbering xmlns:wpc="http://schemas.microsoft.com/office/word/2010/wordprocessingCanvas" xmlns:mc="http://schemas.openxmlformats.org/markup-compatibility/2006" xmlns:o="urn:schemas-microsoft-com:office:office" xmlns:r="http://schemas.openxmlformats.org/officeDocument/2006/relationships" xmlns:m="http://schemas.openxmlformats.org/officeDocument/2006/math" xmlns:v="urn:schemas-microsoft-com:vml" xmlns:wp14="http://schemas.microsoft.com/office/word/2010/wordprocessingDrawing" xmlns:wp="http://schemas.openxmlformats.org/drawingml/2006/wordprocessingDrawing" xmlns:w10="urn:schemas-microsoft-com:office:word" xmlns:w="http://schemas.openxmlformats.org/wordprocessingml/2006/main" xmlns:w14="http://schemas.microsoft.com/office/word/2010/wordml" xmlns:w15="http://schemas.microsoft.com/office/word/2012/wordml" xmlns:wpg="http://schemas.microsoft.com/office/word/2010/wordprocessingGroup" xmlns:wpi="http://schemas.microsoft.com/office/word/2010/wordprocessingInk" xmlns:wne="http://schemas.microsoft.com/office/word/2006/wordml" xmlns:wps="http://schemas.microsoft.com/office/word/2010/wordprocessingShape" mc:Ignorable="w14 w15 wp14">
-  <w:abstractNum w:abstractNumId="0">
+<w:numbering xmlns:wpc="http://schemas.microsoft.com/office/word/2010/wordprocessingCanvas" xmlns:cx="http://schemas.microsoft.com/office/drawing/2014/chartex" xmlns:cx1="http://schemas.microsoft.com/office/drawing/2015/9/8/chartex" xmlns:cx2="http://schemas.microsoft.com/office/drawing/2015/10/21/chartex" xmlns:cx3="http://schemas.microsoft.com/office/drawing/2016/5/9/chartex" xmlns:cx4="http://schemas.microsoft.com/office/drawing/2016/5/10/chartex" xmlns:cx5="http://schemas.microsoft.com/office/drawing/2016/5/11/chartex" xmlns:cx6="http://schemas.microsoft.com/office/drawing/2016/5/12/chartex" xmlns:cx7="http://schemas.microsoft.com/office/drawing/2016/5/13/chartex" xmlns:cx8="http://schemas.microsoft.com/office/drawing/2016/5/14/chartex" xmlns:mc="http://schemas.openxmlformats.org/markup-compatibility/2006" xmlns:aink="http://schemas.microsoft.com/office/drawing/2016/ink" xmlns:am3d="http://schemas.microsoft.com/office/drawing/2017/model3d" xmlns:o="urn:schemas-microsoft-com:office:office" xmlns:oel="http://schemas.microsoft.com/office/2019/extlst" xmlns:r="http://schemas.openxmlformats.org/officeDocument/2006/relationships" xmlns:m="http://schemas.openxmlformats.org/officeDocument/2006/math" xmlns:v="urn:schemas-microsoft-com:vml" xmlns:wp14="http://schemas.microsoft.com/office/word/2010/wordprocessingDrawing" xmlns:wp="http://schemas.openxmlformats.org/drawingml/2006/wordprocessingDrawing" xmlns:w10="urn:schemas-microsoft-com:office:word" xmlns:w="http://schemas.openxmlformats.org/wordprocessingml/2006/main" xmlns:w14="http://schemas.microsoft.com/office/word/2010/wordml" xmlns:w15="http://schemas.microsoft.com/office/word/2012/wordml" xmlns:w16cex="http://schemas.microsoft.com/office/word/2018/wordml/cex" xmlns:w16cid="http://schemas.microsoft.com/office/word/2016/wordml/cid" xmlns:w16="http://schemas.microsoft.com/office/word/2018/wordml" xmlns:w16du="http://schemas.microsoft.com/office/word/2023/wordml/word16du" xmlns:w16sdtdh="http://schemas.microsoft.com/office/word/2020/wordml/sdtdatahash" xmlns:w16sdtfl="http://schemas.microsoft.com/office/word/2024/wordml/sdtformatlock" xmlns:w16se="http://schemas.microsoft.com/office/word/2015/wordml/symex" xmlns:wpg="http://schemas.microsoft.com/office/word/2010/wordprocessingGroup" xmlns:wpi="http://schemas.microsoft.com/office/word/2010/wordprocessingInk" xmlns:wne="http://schemas.microsoft.com/office/word/2006/wordml" xmlns:wps="http://schemas.microsoft.com/office/word/2010/wordprocessingShape" mc:Ignorable="w14 w15 w16se w16cid w16 w16cex w16sdtdh w16sdtfl w16du wp14">
+  <w:abstractNum w:abstractNumId="0" w15:restartNumberingAfterBreak="0">
     <w:nsid w:val="0E9633E8"/>
     <w:multiLevelType w:val="multilevel"/>
     <w:tmpl w:val="FFEEEB66"/>
@@ -17125,7 +15968,7 @@
       </w:rPr>
     </w:lvl>
   </w:abstractNum>
-  <w:abstractNum w:abstractNumId="1">
+  <w:abstractNum w:abstractNumId="1" w15:restartNumberingAfterBreak="0">
     <w:nsid w:val="3B236F35"/>
     <w:multiLevelType w:val="multilevel"/>
     <w:tmpl w:val="2EDC0F96"/>
@@ -17238,17 +16081,17 @@
       </w:pPr>
     </w:lvl>
   </w:abstractNum>
-  <w:num w:numId="1">
+  <w:num w:numId="1" w16cid:durableId="264926200">
     <w:abstractNumId w:val="1"/>
   </w:num>
-  <w:num w:numId="2">
+  <w:num w:numId="2" w16cid:durableId="115608202">
     <w:abstractNumId w:val="0"/>
   </w:num>
 </w:numbering>
 </file>
 
 <file path=word/styles.xml><?xml version="1.0" encoding="utf-8"?>
-<w:styles xmlns:mc="http://schemas.openxmlformats.org/markup-compatibility/2006" xmlns:r="http://schemas.openxmlformats.org/officeDocument/2006/relationships" xmlns:w="http://schemas.openxmlformats.org/wordprocessingml/2006/main" xmlns:w14="http://schemas.microsoft.com/office/word/2010/wordml" xmlns:w15="http://schemas.microsoft.com/office/word/2012/wordml" mc:Ignorable="w14 w15">
+<w:styles xmlns:mc="http://schemas.openxmlformats.org/markup-compatibility/2006" xmlns:r="http://schemas.openxmlformats.org/officeDocument/2006/relationships" xmlns:w="http://schemas.openxmlformats.org/wordprocessingml/2006/main" xmlns:w14="http://schemas.microsoft.com/office/word/2010/wordml" xmlns:w15="http://schemas.microsoft.com/office/word/2012/wordml" xmlns:w16cex="http://schemas.microsoft.com/office/word/2018/wordml/cex" xmlns:w16cid="http://schemas.microsoft.com/office/word/2016/wordml/cid" xmlns:w16="http://schemas.microsoft.com/office/word/2018/wordml" xmlns:w16du="http://schemas.microsoft.com/office/word/2023/wordml/word16du" xmlns:w16sdtdh="http://schemas.microsoft.com/office/word/2020/wordml/sdtdatahash" xmlns:w16sdtfl="http://schemas.microsoft.com/office/word/2024/wordml/sdtformatlock" xmlns:w16se="http://schemas.microsoft.com/office/word/2015/wordml/symex" mc:Ignorable="w14 w15 w16se w16cid w16 w16cex w16sdtdh w16sdtfl w16du">
   <w:docDefaults>
     <w:rPrDefault>
       <w:rPr>
@@ -17264,7 +16107,7 @@
       </w:pPr>
     </w:pPrDefault>
   </w:docDefaults>
-  <w:latentStyles w:defLockedState="0" w:defUIPriority="99" w:defSemiHidden="0" w:defUnhideWhenUsed="0" w:defQFormat="0" w:count="371">
+  <w:latentStyles w:defLockedState="0" w:defUIPriority="99" w:defSemiHidden="0" w:defUnhideWhenUsed="0" w:defQFormat="0" w:count="376">
     <w:lsdException w:name="Normal" w:uiPriority="0" w:qFormat="1"/>
     <w:lsdException w:name="heading 1" w:uiPriority="9" w:qFormat="1"/>
     <w:lsdException w:name="heading 2" w:semiHidden="1" w:uiPriority="9" w:unhideWhenUsed="1" w:qFormat="1"/>
@@ -17636,6 +16479,11 @@
     <w:lsdException w:name="List Table 5 Dark Accent 6" w:uiPriority="50"/>
     <w:lsdException w:name="List Table 6 Colorful Accent 6" w:uiPriority="51"/>
     <w:lsdException w:name="List Table 7 Colorful Accent 6" w:uiPriority="52"/>
+    <w:lsdException w:name="Mention" w:semiHidden="1" w:unhideWhenUsed="1"/>
+    <w:lsdException w:name="Smart Hyperlink" w:semiHidden="1" w:unhideWhenUsed="1"/>
+    <w:lsdException w:name="Hashtag" w:semiHidden="1" w:unhideWhenUsed="1"/>
+    <w:lsdException w:name="Unresolved Mention" w:semiHidden="1" w:unhideWhenUsed="1"/>
+    <w:lsdException w:name="Smart Link" w:semiHidden="1" w:unhideWhenUsed="1"/>
   </w:latentStyles>
   <w:style w:type="paragraph" w:default="1" w:styleId="Normal">
     <w:name w:val="Normal"/>
